--- a/pengujian sementara.docx
+++ b/pengujian sementara.docx
@@ -38,12 +38,12 @@
         </w:r>
       </w:hyperlink>
       <w:r>
-        <w:t>, screenshot dashboard HAProxy (kedua node hijau UP).</w:t>
-      </w:r>
-      <w:r>
-        <w:t xml:space="preserve"> </w:t>
-      </w:r>
-      <w:r>
+        <w:t xml:space="preserve">, screenshot dashboard HAProxy (kedua node hijau UP). </w:t>
+      </w:r>
+      <w:r>
+        <w:rPr>
+          <w:noProof/>
+        </w:rPr>
         <w:drawing>
           <wp:inline distT="0" distB="0" distL="0" distR="0" wp14:anchorId="0AAA6CF8" wp14:editId="5A50C410">
             <wp:extent cx="5759450" cy="3060065"/>
@@ -129,6 +129,9 @@
     <w:p/>
     <w:p>
       <w:r>
+        <w:rPr>
+          <w:noProof/>
+        </w:rPr>
         <w:lastRenderedPageBreak/>
         <w:drawing>
           <wp:inline distT="0" distB="0" distL="0" distR="0" wp14:anchorId="0E15417D" wp14:editId="011BCE6C">
@@ -218,6 +221,9 @@
     </w:p>
     <w:p>
       <w:r>
+        <w:rPr>
+          <w:noProof/>
+        </w:rPr>
         <w:drawing>
           <wp:inline distT="0" distB="0" distL="0" distR="0" wp14:anchorId="2D3323D8" wp14:editId="347E564C">
             <wp:extent cx="5759450" cy="3060065"/>
@@ -299,6 +305,9 @@
     </w:p>
     <w:p>
       <w:r>
+        <w:rPr>
+          <w:noProof/>
+        </w:rPr>
         <w:drawing>
           <wp:inline distT="0" distB="0" distL="0" distR="0" wp14:anchorId="1BF6CF78" wp14:editId="028567AB">
             <wp:extent cx="5759450" cy="2723515"/>
@@ -388,12 +397,23 @@
       </w:r>
     </w:p>
     <w:p>
-      <w:r>
+      <w:pPr>
+        <w:rPr>
+          <w:noProof/>
+        </w:rPr>
+      </w:pPr>
+    </w:p>
+    <w:p>
+      <w:r>
+        <w:rPr>
+          <w:noProof/>
+        </w:rPr>
+        <w:lastRenderedPageBreak/>
         <w:drawing>
-          <wp:inline distT="0" distB="0" distL="0" distR="0" wp14:anchorId="3DC8F944" wp14:editId="6854BDE3">
-            <wp:extent cx="5759450" cy="2731770"/>
+          <wp:inline distT="0" distB="0" distL="0" distR="0" wp14:anchorId="0351EED4" wp14:editId="2322FB88">
+            <wp:extent cx="5759450" cy="4009390"/>
             <wp:effectExtent l="0" t="0" r="0" b="0"/>
-            <wp:docPr id="834305245" name="Picture 1"/>
+            <wp:docPr id="1969414974" name="Picture 1"/>
             <wp:cNvGraphicFramePr>
               <a:graphicFrameLocks xmlns:a="http://schemas.openxmlformats.org/drawingml/2006/main" noChangeAspect="1"/>
             </wp:cNvGraphicFramePr>
@@ -401,7 +421,7 @@
               <a:graphicData uri="http://schemas.openxmlformats.org/drawingml/2006/picture">
                 <pic:pic xmlns:pic="http://schemas.openxmlformats.org/drawingml/2006/picture">
                   <pic:nvPicPr>
-                    <pic:cNvPr id="834305245" name=""/>
+                    <pic:cNvPr id="1969414974" name=""/>
                     <pic:cNvPicPr/>
                   </pic:nvPicPr>
                   <pic:blipFill>
@@ -413,7 +433,7 @@
                   <pic:spPr>
                     <a:xfrm>
                       <a:off x="0" y="0"/>
-                      <a:ext cx="5759450" cy="2731770"/>
+                      <a:ext cx="5759450" cy="4009390"/>
                     </a:xfrm>
                     <a:prstGeom prst="rect">
                       <a:avLst/>
@@ -461,7 +481,9 @@
     </w:p>
     <w:p>
       <w:r>
-        <w:lastRenderedPageBreak/>
+        <w:rPr>
+          <w:noProof/>
+        </w:rPr>
         <w:drawing>
           <wp:inline distT="0" distB="0" distL="0" distR="0" wp14:anchorId="1D36FE5E" wp14:editId="0B51B59F">
             <wp:extent cx="5759450" cy="3060065"/>
@@ -518,7 +540,7 @@
     <w:p>
       <w:r>
         <w:pict w14:anchorId="69EB4A66">
-          <v:rect id="_x0000_i1031" style="width:295.8pt;height:.75pt" o:hrpct="0" o:hralign="center" o:hrstd="t" o:hr="t" fillcolor="#a0a0a0" stroked="f"/>
+          <v:rect id="_x0000_i1025" style="width:295.8pt;height:.75pt" o:hrpct="0" o:hralign="center" o:hrstd="t" o:hr="t" fillcolor="#a0a0a0" stroked="f"/>
         </w:pict>
       </w:r>
     </w:p>
@@ -529,6 +551,7 @@
     </w:p>
     <w:p>
       <w:r>
+        <w:lastRenderedPageBreak/>
         <w:t>cmd</w:t>
       </w:r>
     </w:p>
@@ -559,6 +582,9 @@
     </w:p>
     <w:p>
       <w:r>
+        <w:rPr>
+          <w:noProof/>
+        </w:rPr>
         <w:drawing>
           <wp:inline distT="0" distB="0" distL="0" distR="0" wp14:anchorId="7A4A559E" wp14:editId="3A8EA3A5">
             <wp:extent cx="5759450" cy="1496695"/>
@@ -628,7 +654,6 @@
           <w:b/>
           <w:bCs/>
         </w:rPr>
-        <w:lastRenderedPageBreak/>
         <w:t>📸</w:t>
       </w:r>
       <w:r>
@@ -644,6 +669,9 @@
     </w:p>
     <w:p>
       <w:r>
+        <w:rPr>
+          <w:noProof/>
+        </w:rPr>
         <w:drawing>
           <wp:inline distT="0" distB="0" distL="0" distR="0" wp14:anchorId="65F85168" wp14:editId="4B1C1729">
             <wp:extent cx="5759450" cy="1860550"/>
@@ -722,6 +750,10 @@
     </w:p>
     <w:p>
       <w:r>
+        <w:rPr>
+          <w:noProof/>
+        </w:rPr>
+        <w:lastRenderedPageBreak/>
         <w:drawing>
           <wp:inline distT="0" distB="0" distL="0" distR="0" wp14:anchorId="34A58D4A" wp14:editId="13AF09F8">
             <wp:extent cx="5759450" cy="1539875"/>
@@ -762,7 +794,7 @@
     <w:p>
       <w:r>
         <w:pict w14:anchorId="5DAE88FD">
-          <v:rect id="_x0000_i1045" style="width:295.8pt;height:.75pt" o:hrpct="0" o:hralign="center" o:hrstd="t" o:hr="t" fillcolor="#a0a0a0" stroked="f"/>
+          <v:rect id="_x0000_i1026" style="width:295.8pt;height:.75pt" o:hrpct="0" o:hralign="center" o:hrstd="t" o:hr="t" fillcolor="#a0a0a0" stroked="f"/>
         </w:pict>
       </w:r>
     </w:p>
@@ -813,6 +845,9 @@
     </w:p>
     <w:p>
       <w:r>
+        <w:rPr>
+          <w:noProof/>
+        </w:rPr>
         <w:drawing>
           <wp:inline distT="0" distB="0" distL="0" distR="0" wp14:anchorId="7DEBCA3D" wp14:editId="2CE92558">
             <wp:extent cx="5759450" cy="1509395"/>
@@ -862,7 +897,6 @@
           <w:b/>
           <w:bCs/>
         </w:rPr>
-        <w:lastRenderedPageBreak/>
         <w:t>SKENARIO 3 — SSL/TLS &amp; ENKRIPSI DATA SENSITIF</w:t>
       </w:r>
     </w:p>
@@ -903,6 +937,9 @@
     </w:p>
     <w:p>
       <w:r>
+        <w:rPr>
+          <w:noProof/>
+        </w:rPr>
         <w:drawing>
           <wp:inline distT="0" distB="0" distL="0" distR="0" wp14:anchorId="6178135E" wp14:editId="242EA23D">
             <wp:extent cx="5759450" cy="1031875"/>
@@ -962,6 +999,7 @@
           <w:b/>
           <w:bCs/>
         </w:rPr>
+        <w:lastRenderedPageBreak/>
         <w:t>📸</w:t>
       </w:r>
       <w:r>
@@ -977,6 +1015,9 @@
     </w:p>
     <w:p>
       <w:r>
+        <w:rPr>
+          <w:noProof/>
+        </w:rPr>
         <w:drawing>
           <wp:inline distT="0" distB="0" distL="0" distR="0" wp14:anchorId="0B7B546F" wp14:editId="21158124">
             <wp:extent cx="5759450" cy="1387475"/>
@@ -1017,7 +1058,7 @@
     <w:p>
       <w:r>
         <w:pict w14:anchorId="3821F0CC">
-          <v:rect id="_x0000_i1055" style="width:295.8pt;height:.75pt" o:hrpct="0" o:hralign="center" o:hrstd="t" o:hr="t" fillcolor="#a0a0a0" stroked="f"/>
+          <v:rect id="_x0000_i1027" style="width:295.8pt;height:.75pt" o:hrpct="0" o:hralign="center" o:hrstd="t" o:hr="t" fillcolor="#a0a0a0" stroked="f"/>
         </w:pict>
       </w:r>
     </w:p>
@@ -1058,7 +1099,9 @@
     </w:p>
     <w:p>
       <w:r>
-        <w:lastRenderedPageBreak/>
+        <w:rPr>
+          <w:noProof/>
+        </w:rPr>
         <w:drawing>
           <wp:inline distT="0" distB="0" distL="0" distR="0" wp14:anchorId="1C739850" wp14:editId="4A60F269">
             <wp:extent cx="5759450" cy="1826895"/>
@@ -1129,6 +1172,10 @@
     </w:p>
     <w:p>
       <w:r>
+        <w:rPr>
+          <w:noProof/>
+        </w:rPr>
+        <w:lastRenderedPageBreak/>
         <w:drawing>
           <wp:inline distT="0" distB="0" distL="0" distR="0" wp14:anchorId="0E3DF12A" wp14:editId="79746D50">
             <wp:extent cx="5759450" cy="1628775"/>
@@ -1169,7 +1216,7 @@
     <w:p>
       <w:r>
         <w:pict w14:anchorId="0BCA3F02">
-          <v:rect id="_x0000_i1046" style="width:295.8pt;height:.75pt" o:hrpct="0" o:hralign="center" o:hrstd="t" o:hr="t" fillcolor="#a0a0a0" stroked="f"/>
+          <v:rect id="_x0000_i1028" style="width:295.8pt;height:.75pt" o:hrpct="0" o:hralign="center" o:hrstd="t" o:hr="t" fillcolor="#a0a0a0" stroked="f"/>
         </w:pict>
       </w:r>
     </w:p>
@@ -1250,7 +1297,6 @@
     </w:p>
     <w:p>
       <w:r>
-        <w:lastRenderedPageBreak/>
         <w:t>docker exec db-master mysql -h 127.0.0.1 -P 3306 -u app_user -pAppPass123! -e "SHOW STATUS WHERE Variable_name IN ('Ssl_version', 'Ssl_cipher', 'Ssl_session_cache_mode', 'Ssl_default_timeout');"</w:t>
       </w:r>
     </w:p>
@@ -1314,6 +1360,10 @@
     </w:p>
     <w:p>
       <w:r>
+        <w:rPr>
+          <w:noProof/>
+        </w:rPr>
+        <w:lastRenderedPageBreak/>
         <w:drawing>
           <wp:inline distT="0" distB="0" distL="0" distR="0" wp14:anchorId="59933EB3" wp14:editId="1C1FDDB3">
             <wp:extent cx="5759450" cy="2285365"/>
@@ -1449,7 +1499,9 @@
     </w:p>
     <w:p>
       <w:r>
-        <w:lastRenderedPageBreak/>
+        <w:rPr>
+          <w:noProof/>
+        </w:rPr>
         <w:drawing>
           <wp:inline distT="0" distB="0" distL="0" distR="0" wp14:anchorId="29E3CDEF" wp14:editId="627798E9">
             <wp:extent cx="5759450" cy="2093595"/>
@@ -1490,7 +1542,7 @@
     <w:p>
       <w:r>
         <w:pict w14:anchorId="1E34DC63">
-          <v:rect id="_x0000_i1081" style="width:295.8pt;height:.75pt" o:hrpct="0" o:hralign="center" o:hrstd="t" o:hr="t" fillcolor="#a0a0a0" stroked="f"/>
+          <v:rect id="_x0000_i1029" style="width:295.8pt;height:.75pt" o:hrpct="0" o:hralign="center" o:hrstd="t" o:hr="t" fillcolor="#a0a0a0" stroked="f"/>
         </w:pict>
       </w:r>
     </w:p>
@@ -1505,6 +1557,7 @@
     </w:p>
     <w:p>
       <w:r>
+        <w:lastRenderedPageBreak/>
         <w:t>Semua percobaan di bawah ini harus </w:t>
       </w:r>
       <w:r>
@@ -1580,6 +1633,9 @@
     </w:p>
     <w:p>
       <w:r>
+        <w:rPr>
+          <w:noProof/>
+        </w:rPr>
         <w:drawing>
           <wp:inline distT="0" distB="0" distL="0" distR="0" wp14:anchorId="292BEC8A" wp14:editId="0D44EA8D">
             <wp:extent cx="5759450" cy="2645410"/>
@@ -1619,9 +1675,8 @@
     </w:p>
     <w:p>
       <w:r>
-        <w:lastRenderedPageBreak/>
         <w:pict w14:anchorId="6CF77630">
-          <v:rect id="_x0000_i1082" style="width:295.8pt;height:.75pt" o:hrpct="0" o:hralign="center" o:hrstd="t" o:hr="t" fillcolor="#a0a0a0" stroked="f"/>
+          <v:rect id="_x0000_i1030" style="width:295.8pt;height:.75pt" o:hrpct="0" o:hralign="center" o:hrstd="t" o:hr="t" fillcolor="#a0a0a0" stroked="f"/>
         </w:pict>
       </w:r>
     </w:p>
@@ -1678,6 +1733,7 @@
           <w:i/>
           <w:iCs/>
         </w:rPr>
+        <w:lastRenderedPageBreak/>
         <w:t>User replikasi mencoba membaca tabel bisnis pasien:</w:t>
       </w:r>
     </w:p>
@@ -1714,6 +1770,9 @@
     </w:p>
     <w:p>
       <w:r>
+        <w:rPr>
+          <w:noProof/>
+        </w:rPr>
         <w:drawing>
           <wp:inline distT="0" distB="0" distL="0" distR="0" wp14:anchorId="14945BF2" wp14:editId="406F917C">
             <wp:extent cx="5759450" cy="2510155"/>
@@ -1754,7 +1813,7 @@
     <w:p>
       <w:r>
         <w:pict w14:anchorId="6C7E006D">
-          <v:rect id="_x0000_i1083" style="width:295.8pt;height:.75pt" o:hrpct="0" o:hralign="center" o:hrstd="t" o:hr="t" fillcolor="#a0a0a0" stroked="f"/>
+          <v:rect id="_x0000_i1031" style="width:295.8pt;height:.75pt" o:hrpct="0" o:hralign="center" o:hrstd="t" o:hr="t" fillcolor="#a0a0a0" stroked="f"/>
         </w:pict>
       </w:r>
     </w:p>
@@ -1815,7 +1874,9 @@
     </w:p>
     <w:p>
       <w:r>
-        <w:lastRenderedPageBreak/>
+        <w:rPr>
+          <w:noProof/>
+        </w:rPr>
         <w:drawing>
           <wp:inline distT="0" distB="0" distL="0" distR="0" wp14:anchorId="2C8C981B" wp14:editId="61ECA676">
             <wp:extent cx="5759450" cy="2095500"/>
@@ -1856,12 +1917,13 @@
     <w:p>
       <w:r>
         <w:pict w14:anchorId="38E35281">
-          <v:rect id="_x0000_i1084" style="width:295.8pt;height:.75pt" o:hrpct="0" o:hralign="center" o:hrstd="t" o:hr="t" fillcolor="#a0a0a0" stroked="f"/>
+          <v:rect id="_x0000_i1032" style="width:295.8pt;height:.75pt" o:hrpct="0" o:hralign="center" o:hrstd="t" o:hr="t" fillcolor="#a0a0a0" stroked="f"/>
         </w:pict>
       </w:r>
     </w:p>
     <w:p>
       <w:r>
+        <w:lastRenderedPageBreak/>
         <w:t>Jalankan perintah-perintah di atas, ambil 4 screenshot (4.1 – 4.4), lalu ketik </w:t>
       </w:r>
       <w:r>
@@ -1955,7 +2017,7 @@
     <w:p>
       <w:r>
         <w:pict w14:anchorId="25ACD809">
-          <v:rect id="_x0000_i1113" style="width:295.8pt;height:.75pt" o:hrpct="0" o:hralign="center" o:hrstd="t" o:hr="t" fillcolor="#a0a0a0" stroked="f"/>
+          <v:rect id="_x0000_i1033" style="width:295.8pt;height:.75pt" o:hrpct="0" o:hralign="center" o:hrstd="t" o:hr="t" fillcolor="#a0a0a0" stroked="f"/>
         </w:pict>
       </w:r>
     </w:p>
@@ -1989,60 +2051,61 @@
     </w:p>
     <w:p>
       <w:r>
-        <w:t xml:space="preserve">docker exec db-master mysql -h 127.0.0.1 -P 3306 -u root -pRootPass123! -e "INSERT INTO klinik_db.audit_log (user_id, aksi, tabel_target, query_exec, ip_address, waktu) VALUES (NULL, 'CONNECTION_REJECTED_NO_SSL', NULL, 'SSL connection rejected: require_secure_transport=ON', '127.0.0.1', NOW() - INTERVAL 15 MINUTE), (NULL, 'SQL_INJECTION_ATTEMPT', 'pasien', 'SELECT id, nama FROM pasien WHERE nama = \'\' OR \'1\'=\'1\' -- \'', '127.0.0.1', NOW() - INTERVAL 12 MINUTE), (NULL, 'SQL_INJECTION_ATTEMPT', 'rekam_medis', 'SELECT id, pasien_id, diagnosa FROM rekam_medis WHERE pasien_id = 1 OR 1=1', '127.0.0.1', NOW() - INTERVAL 10 MINUTE), (3, 'UNAUTHORIZED_INSERT', 'pasien', 'INSERT INTO pasien (nama, tanggal_lahir) VALUES (\'Hacker\', \'2000-01-01\')', '127.0.0.1', NOW() - INTERVAL 7 MINUTE), (3, 'UNAUTHORIZED_SELECT', 'rekam_medis', 'SELECT * FROM rekam_medis', '127.0.0.1', NOW() - INTERVAL 5 MINUTE), (3, </w:t>
-      </w:r>
-      <w:r>
+        <w:t>docker exec db-master mysql -h 127.0.0.1 -P 3306 -u root -pRootPass123! -e "INSERT INTO klinik_db.audit_log (user_id, aksi, tabel_target, query_exec, ip_address, waktu) VALUES (NULL, 'CONNECTION_REJECTED_NO_SSL', NULL, 'SSL connection rejected: require_secure_transport=ON', '127.0.0.1', NOW() - INTERVAL 15 MINUTE), (NULL, 'SQL_INJECTION_ATTEMPT', 'pasien', 'SELECT id, nama FROM pasien WHERE nama = \'\' OR \'1\'=\'1\' -- \'', '127.0.0.1', NOW() - INTERVAL 12 MINUTE), (NULL, 'SQL_INJECTION_ATTEMPT', 'rekam_medis', 'SELECT id, pasien_id, diagnosa FROM rekam_medis WHERE pasien_id = 1 OR 1=1', '127.0.0.1', NOW() - INTERVAL 10 MINUTE), (3, 'UNAUTHORIZED_INSERT', 'pasien', 'INSERT INTO pasien (nama, tanggal_lahir) VALUES (\'Hacker\', \'2000-01-01\')', '127.0.0.1', NOW() - INTERVAL 7 MINUTE), (3, 'UNAUTHORIZED_SELECT', 'rekam_medis', 'SELECT * FROM rekam_medis', '127.0.0.1', NOW() - INTERVAL 5 MINUTE), (3, 'UNAUTHORIZED_DROP', 'pasien', 'DROP TABLE pasien', '127.0.0.1', NOW() - INTERVAL 4 MINUTE), (1, 'UNAUTHORIZED_SELECT', 'users', 'SELECT * FROM users', '127.0.0.1', NOW() - INTERVAL 2 MINUTE), (1, 'UNAUTHORIZED_DROP', 'pasien', 'DROP TABLE pasien', '127.0.0.1', NOW() - INTERVAL 1 MINUTE);"</w:t>
+      </w:r>
+    </w:p>
+    <w:p>
+      <w:r>
+        <w:rPr>
+          <w:b/>
+          <w:bCs/>
+        </w:rPr>
+        <w:t>2. Tampilkan seluruh rekapitulasi tabel audit_log:</w:t>
+      </w:r>
+    </w:p>
+    <w:p>
+      <w:r>
+        <w:t>cmd</w:t>
+      </w:r>
+    </w:p>
+    <w:p>
+      <w:r>
+        <w:t>docker exec db-master mysql -h 127.0.0.1 -P 3306 -u root -pRootPass123! -e "SELECT id, user_id, aksi, tabel_target, ip_address, waktu FROM klinik_db.audit_log ORDER BY id ASC;"</w:t>
+      </w:r>
+    </w:p>
+    <w:p>
+      <w:r>
+        <w:rPr>
+          <w:rFonts w:ascii="Segoe UI Emoji" w:hAnsi="Segoe UI Emoji" w:cs="Segoe UI Emoji"/>
+        </w:rPr>
+        <w:t>📸</w:t>
+      </w:r>
+      <w:r>
+        <w:t> </w:t>
+      </w:r>
+      <w:r>
+        <w:rPr>
+          <w:b/>
+          <w:bCs/>
+        </w:rPr>
+        <w:t>Screenshot 5.1</w:t>
+      </w:r>
+      <w:r>
+        <w:t>: Screenshot terminal yang menampilkan rekapitulasi seluruh insiden di tabel audit_log.</w:t>
+      </w:r>
+    </w:p>
+    <w:p/>
+    <w:p>
+      <w:r>
+        <w:rPr>
+          <w:noProof/>
+        </w:rPr>
         <w:lastRenderedPageBreak/>
-        <w:t>'UNAUTHORIZED_DROP', 'pasien', 'DROP TABLE pasien', '127.0.0.1', NOW() - INTERVAL 4 MINUTE), (1, 'UNAUTHORIZED_SELECT', 'users', 'SELECT * FROM users', '127.0.0.1', NOW() - INTERVAL 2 MINUTE), (1, 'UNAUTHORIZED_DROP', 'pasien', 'DROP TABLE pasien', '127.0.0.1', NOW() - INTERVAL 1 MINUTE);"</w:t>
-      </w:r>
-    </w:p>
-    <w:p>
-      <w:r>
-        <w:rPr>
-          <w:b/>
-          <w:bCs/>
-        </w:rPr>
-        <w:t>2. Tampilkan seluruh rekapitulasi tabel audit_log:</w:t>
-      </w:r>
-    </w:p>
-    <w:p>
-      <w:r>
-        <w:t>cmd</w:t>
-      </w:r>
-    </w:p>
-    <w:p>
-      <w:r>
-        <w:t>docker exec db-master mysql -h 127.0.0.1 -P 3306 -u root -pRootPass123! -e "SELECT id, user_id, aksi, tabel_target, ip_address, waktu FROM klinik_db.audit_log ORDER BY id ASC;"</w:t>
-      </w:r>
-    </w:p>
-    <w:p>
-      <w:r>
-        <w:rPr>
-          <w:rFonts w:ascii="Segoe UI Emoji" w:hAnsi="Segoe UI Emoji" w:cs="Segoe UI Emoji"/>
-        </w:rPr>
-        <w:t>📸</w:t>
-      </w:r>
-      <w:r>
-        <w:t> </w:t>
-      </w:r>
-      <w:r>
-        <w:rPr>
-          <w:b/>
-          <w:bCs/>
-        </w:rPr>
-        <w:t>Screenshot 5.1</w:t>
-      </w:r>
-      <w:r>
-        <w:t>: Screenshot terminal yang menampilkan rekapitulasi seluruh insiden di tabel audit_log.</w:t>
-      </w:r>
-    </w:p>
-    <w:p>
-      <w:r>
         <w:drawing>
-          <wp:inline distT="0" distB="0" distL="0" distR="0" wp14:anchorId="5533FD80" wp14:editId="10435FB5">
-            <wp:extent cx="5759450" cy="3973830"/>
-            <wp:effectExtent l="0" t="0" r="0" b="7620"/>
-            <wp:docPr id="1850194262" name="Picture 1"/>
+          <wp:inline distT="0" distB="0" distL="0" distR="0" wp14:anchorId="7460A4E3" wp14:editId="303627EF">
+            <wp:extent cx="5759450" cy="2114550"/>
+            <wp:effectExtent l="0" t="0" r="0" b="0"/>
+            <wp:docPr id="990779342" name="Picture 1"/>
             <wp:cNvGraphicFramePr>
               <a:graphicFrameLocks xmlns:a="http://schemas.openxmlformats.org/drawingml/2006/main" noChangeAspect="1"/>
             </wp:cNvGraphicFramePr>
@@ -2050,7 +2113,7 @@
               <a:graphicData uri="http://schemas.openxmlformats.org/drawingml/2006/picture">
                 <pic:pic xmlns:pic="http://schemas.openxmlformats.org/drawingml/2006/picture">
                   <pic:nvPicPr>
-                    <pic:cNvPr id="1850194262" name=""/>
+                    <pic:cNvPr id="990779342" name=""/>
                     <pic:cNvPicPr/>
                   </pic:nvPicPr>
                   <pic:blipFill>
@@ -2062,7 +2125,7 @@
                   <pic:spPr>
                     <a:xfrm>
                       <a:off x="0" y="0"/>
-                      <a:ext cx="5759450" cy="3973830"/>
+                      <a:ext cx="5759450" cy="2114550"/>
                     </a:xfrm>
                     <a:prstGeom prst="rect">
                       <a:avLst/>
@@ -2078,7 +2141,7 @@
     <w:p>
       <w:r>
         <w:pict w14:anchorId="72E890E2">
-          <v:rect id="_x0000_i1114" style="width:295.8pt;height:.75pt" o:hrpct="0" o:hralign="center" o:hrstd="t" o:hr="t" fillcolor="#a0a0a0" stroked="f"/>
+          <v:rect id="_x0000_i1034" style="width:295.8pt;height:.75pt" o:hrpct="0" o:hralign="center" o:hrstd="t" o:hr="t" fillcolor="#a0a0a0" stroked="f"/>
         </w:pict>
       </w:r>
     </w:p>
@@ -2112,11 +2175,7 @@
     </w:p>
     <w:p>
       <w:r>
-        <w:t xml:space="preserve">docker exec db-master mysql -h 127.0.0.1 -P 3306 -u root -pRootPass123! -e "SELECT user_id, aksi, tabel_target, DATE_FORMAT(waktu, '%Y-%m-%d %H:%i:%s') AS waktu_kejadian, ip_address FROM klinik_db.audit_log WHERE aksi IN </w:t>
-      </w:r>
-      <w:r>
-        <w:lastRenderedPageBreak/>
-        <w:t>('SQL_INJECTION_ATTEMPT','CONNECTION_REJECTED_NO_SSL','UNAUTHORIZED_INSERT','UNAUTHORIZED_DROP','UNAUTHORIZED_SELECT') ORDER BY waktu ASC;"</w:t>
+        <w:t>docker exec db-master mysql -h 127.0.0.1 -P 3306 -u root -pRootPass123! -e "SELECT user_id, aksi, tabel_target, DATE_FORMAT(waktu, '%Y-%m-%d %H:%i:%s') AS waktu_kejadian, ip_address FROM klinik_db.audit_log WHERE aksi IN ('SQL_INJECTION_ATTEMPT','CONNECTION_REJECTED_NO_SSL','UNAUTHORIZED_INSERT','UNAUTHORIZED_DROP','UNAUTHORIZED_SELECT') ORDER BY waktu ASC;"</w:t>
       </w:r>
     </w:p>
     <w:p>
@@ -2162,10 +2221,10 @@
     <w:p>
       <w:r>
         <w:drawing>
-          <wp:inline distT="0" distB="0" distL="0" distR="0" wp14:anchorId="1C2F5D28" wp14:editId="0E03FB01">
-            <wp:extent cx="5759450" cy="5441315"/>
-            <wp:effectExtent l="0" t="0" r="0" b="6985"/>
-            <wp:docPr id="1509234615" name="Picture 1"/>
+          <wp:inline distT="0" distB="0" distL="0" distR="0" wp14:anchorId="0BE5DA7B" wp14:editId="2894D3F1">
+            <wp:extent cx="5759450" cy="2330450"/>
+            <wp:effectExtent l="0" t="0" r="0" b="0"/>
+            <wp:docPr id="1784812847" name="Picture 1"/>
             <wp:cNvGraphicFramePr>
               <a:graphicFrameLocks xmlns:a="http://schemas.openxmlformats.org/drawingml/2006/main" noChangeAspect="1"/>
             </wp:cNvGraphicFramePr>
@@ -2173,7 +2232,7 @@
               <a:graphicData uri="http://schemas.openxmlformats.org/drawingml/2006/picture">
                 <pic:pic xmlns:pic="http://schemas.openxmlformats.org/drawingml/2006/picture">
                   <pic:nvPicPr>
-                    <pic:cNvPr id="1509234615" name=""/>
+                    <pic:cNvPr id="1784812847" name=""/>
                     <pic:cNvPicPr/>
                   </pic:nvPicPr>
                   <pic:blipFill>
@@ -2185,7 +2244,7 @@
                   <pic:spPr>
                     <a:xfrm>
                       <a:off x="0" y="0"/>
-                      <a:ext cx="5759450" cy="5441315"/>
+                      <a:ext cx="5759450" cy="2330450"/>
                     </a:xfrm>
                     <a:prstGeom prst="rect">
                       <a:avLst/>
@@ -2198,6 +2257,7 @@
         </w:drawing>
       </w:r>
     </w:p>
+    <w:p/>
     <w:p>
       <w:r>
         <w:rPr>
@@ -2227,7 +2287,6 @@
         <w:rPr>
           <w:rFonts w:ascii="Segoe UI Emoji" w:hAnsi="Segoe UI Emoji" w:cs="Segoe UI Emoji"/>
         </w:rPr>
-        <w:lastRenderedPageBreak/>
         <w:t>📸</w:t>
       </w:r>
       <w:r>
@@ -2246,11 +2305,14 @@
     </w:p>
     <w:p>
       <w:r>
+        <w:rPr>
+          <w:noProof/>
+        </w:rPr>
         <w:drawing>
-          <wp:inline distT="0" distB="0" distL="0" distR="0" wp14:anchorId="06D85488" wp14:editId="692EB078">
-            <wp:extent cx="5759450" cy="3940175"/>
-            <wp:effectExtent l="0" t="0" r="0" b="3175"/>
-            <wp:docPr id="1585719599" name="Picture 1"/>
+          <wp:inline distT="0" distB="0" distL="0" distR="0" wp14:anchorId="52EB8855" wp14:editId="335037B8">
+            <wp:extent cx="5759450" cy="4084955"/>
+            <wp:effectExtent l="0" t="0" r="0" b="0"/>
+            <wp:docPr id="1994385895" name="Picture 1"/>
             <wp:cNvGraphicFramePr>
               <a:graphicFrameLocks xmlns:a="http://schemas.openxmlformats.org/drawingml/2006/main" noChangeAspect="1"/>
             </wp:cNvGraphicFramePr>
@@ -2258,7 +2320,7 @@
               <a:graphicData uri="http://schemas.openxmlformats.org/drawingml/2006/picture">
                 <pic:pic xmlns:pic="http://schemas.openxmlformats.org/drawingml/2006/picture">
                   <pic:nvPicPr>
-                    <pic:cNvPr id="1585719599" name=""/>
+                    <pic:cNvPr id="1994385895" name=""/>
                     <pic:cNvPicPr/>
                   </pic:nvPicPr>
                   <pic:blipFill>
@@ -2270,7 +2332,7 @@
                   <pic:spPr>
                     <a:xfrm>
                       <a:off x="0" y="0"/>
-                      <a:ext cx="5759450" cy="3940175"/>
+                      <a:ext cx="5759450" cy="4084955"/>
                     </a:xfrm>
                     <a:prstGeom prst="rect">
                       <a:avLst/>
@@ -2342,6 +2404,7 @@
     </w:p>
     <w:p>
       <w:r>
+        <w:lastRenderedPageBreak/>
         <w:t xml:space="preserve"> </w:t>
       </w:r>
       <w:r>
@@ -2394,6 +2457,126 @@
     </w:p>
     <w:p>
       <w:r>
+        <w:t>haproxy  | Connect from 172.20.0.1:49066 to 172.20.0.4:8900 (stats/HTTP)</w:t>
+      </w:r>
+    </w:p>
+    <w:p>
+      <w:r>
+        <w:t>haproxy  | Connect from 172.20.0.1:49066 to 172.20.0.4:8900 (stats/HTTP)</w:t>
+      </w:r>
+    </w:p>
+    <w:p>
+      <w:r>
+        <w:t>haproxy  | Connect from 172.20.0.1:49066 to 172.20.0.4:8900 (stats/HTTP)</w:t>
+      </w:r>
+    </w:p>
+    <w:p>
+      <w:r>
+        <w:t>haproxy  | Connect from 172.20.0.1:49066 to 172.20.0.4:8900 (stats/HTTP)</w:t>
+      </w:r>
+    </w:p>
+    <w:p>
+      <w:r>
+        <w:t>haproxy  | Connect from 172.20.0.1:49066 to 172.20.0.4:8900 (stats/HTTP)</w:t>
+      </w:r>
+    </w:p>
+    <w:p>
+      <w:r>
+        <w:t>haproxy  | Connect from 172.20.0.1:49066 to 172.20.0.4:8900 (stats/HTTP)</w:t>
+      </w:r>
+    </w:p>
+    <w:p>
+      <w:r>
+        <w:t>haproxy  | Connect from 172.20.0.1:49066 to 172.20.0.4:8900 (stats/HTTP)</w:t>
+      </w:r>
+    </w:p>
+    <w:p>
+      <w:r>
+        <w:t>haproxy  | Connect from 172.20.0.1:49066 to 172.20.0.4:8900 (stats/HTTP)</w:t>
+      </w:r>
+    </w:p>
+    <w:p>
+      <w:r>
+        <w:t>haproxy  | Connect from 172.20.0.1:49066 to 172.20.0.4:8900 (stats/HTTP)</w:t>
+      </w:r>
+    </w:p>
+    <w:p>
+      <w:r>
+        <w:t>haproxy  | Connect from 172.20.0.1:49066 to 172.20.0.4:8900 (stats/HTTP)</w:t>
+      </w:r>
+    </w:p>
+    <w:p>
+      <w:r>
+        <w:t>haproxy  | Connect from 172.20.0.1:49066 to 172.20.0.4:8900 (stats/HTTP)</w:t>
+      </w:r>
+    </w:p>
+    <w:p>
+      <w:r>
+        <w:t>haproxy  | Connect from 172.20.0.1:49066 to 172.20.0.4:8900 (stats/HTTP)</w:t>
+      </w:r>
+    </w:p>
+    <w:p>
+      <w:r>
+        <w:t>haproxy  | Connect from 172.20.0.1:49066 to 172.20.0.4:8900 (stats/HTTP)</w:t>
+      </w:r>
+    </w:p>
+    <w:p>
+      <w:r>
+        <w:t>haproxy  | Connect from 172.20.0.1:49066 to 172.20.0.4:8900 (stats/HTTP)</w:t>
+      </w:r>
+    </w:p>
+    <w:p>
+      <w:r>
+        <w:t>haproxy  | Connect from 172.20.0.1:49066 to 172.20.0.4:8900 (stats/HTTP)</w:t>
+      </w:r>
+    </w:p>
+    <w:p>
+      <w:r>
+        <w:t>haproxy  | Connect from 172.20.0.1:49066 to 172.20.0.4:8900 (stats/HTTP)</w:t>
+      </w:r>
+    </w:p>
+    <w:p>
+      <w:r>
+        <w:t>haproxy  | Connect from 172.20.0.1:49066 to 172.20.0.4:8900 (stats/HTTP)</w:t>
+      </w:r>
+    </w:p>
+    <w:p>
+      <w:r>
+        <w:t>haproxy  | Connect from 172.20.0.1:49066 to 172.20.0.4:8900 (stats/HTTP)</w:t>
+      </w:r>
+    </w:p>
+    <w:p>
+      <w:r>
+        <w:t>haproxy  | Connect from 172.20.0.1:49066 to 172.20.0.4:8900 (stats/HTTP)</w:t>
+      </w:r>
+    </w:p>
+    <w:p>
+      <w:r>
+        <w:t>haproxy  | Connect from 172.20.0.1:49066 to 172.20.0.4:8900 (stats/HTTP)</w:t>
+      </w:r>
+    </w:p>
+    <w:p>
+      <w:r>
+        <w:t>haproxy  | Connect from 172.20.0.1:49066 to 172.20.0.4:8900 (stats/HTTP)</w:t>
+      </w:r>
+    </w:p>
+    <w:p>
+      <w:r>
+        <w:t>haproxy  | Connect from 172.20.0.1:49066 to 172.20.0.4:8900 (stats/HTTP)</w:t>
+      </w:r>
+    </w:p>
+    <w:p>
+      <w:r>
+        <w:t>haproxy  | Connect from 172.20.0.1:49066 to 172.20.0.4:8900 (stats/HTTP)</w:t>
+      </w:r>
+    </w:p>
+    <w:p>
+      <w:r>
+        <w:t>haproxy  | Connect from 172.20.0.1:49066 to 172.20.0.4:8900 (stats/HTTP)</w:t>
+      </w:r>
+    </w:p>
+    <w:p>
+      <w:r>
         <w:lastRenderedPageBreak/>
         <w:t>haproxy  | Connect from 172.20.0.1:49066 to 172.20.0.4:8900 (stats/HTTP)</w:t>
       </w:r>
@@ -2827,162 +3010,42 @@
     </w:p>
     <w:p>
       <w:r>
-        <w:t>haproxy  | Connect from 172.20.0.1:49066 to 172.20.0.4:8900 (stats/HTTP)</w:t>
-      </w:r>
-    </w:p>
-    <w:p>
-      <w:r>
-        <w:t>haproxy  | Connect from 172.20.0.1:49066 to 172.20.0.4:8900 (stats/HTTP)</w:t>
-      </w:r>
-    </w:p>
-    <w:p>
-      <w:r>
-        <w:t>haproxy  | Connect from 172.20.0.1:49066 to 172.20.0.4:8900 (stats/HTTP)</w:t>
-      </w:r>
-    </w:p>
-    <w:p>
-      <w:r>
-        <w:t>haproxy  | Connect from 172.20.0.1:49066 to 172.20.0.4:8900 (stats/HTTP)</w:t>
-      </w:r>
-    </w:p>
-    <w:p>
-      <w:r>
-        <w:t>haproxy  | Connect from 172.20.0.1:49066 to 172.20.0.4:8900 (stats/HTTP)</w:t>
-      </w:r>
-    </w:p>
-    <w:p>
-      <w:r>
-        <w:t>haproxy  | Connect from 172.20.0.1:49066 to 172.20.0.4:8900 (stats/HTTP)</w:t>
-      </w:r>
-    </w:p>
-    <w:p>
-      <w:r>
-        <w:t>haproxy  | Connect from 172.20.0.1:49066 to 172.20.0.4:8900 (stats/HTTP)</w:t>
+        <w:t>haproxy  | [NOTICE]   (1) : haproxy version is 2.8.28-d4b135c</w:t>
+      </w:r>
+    </w:p>
+    <w:p>
+      <w:r>
+        <w:t>haproxy  | [NOTICE]   (1) : path to executable is /usr/local/sbin/haproxy</w:t>
+      </w:r>
+    </w:p>
+    <w:p>
+      <w:r>
+        <w:t>haproxy  | [WARNING]  (1) : Exiting Master process...</w:t>
+      </w:r>
+    </w:p>
+    <w:p>
+      <w:r>
+        <w:t>haproxy  | Proxy stats stopped (cumulated conns: FE: 1, BE: 0).</w:t>
+      </w:r>
+    </w:p>
+    <w:p>
+      <w:r>
+        <w:t>haproxy  | Proxy db_frontend stopped (cumulated conns: FE: 0, BE: 0).</w:t>
+      </w:r>
+    </w:p>
+    <w:p>
+      <w:r>
+        <w:t>haproxy  | [WARNING]  (8) : Proxy stats stopped (cumulated conns: FE: 1, BE: 0).</w:t>
+      </w:r>
+    </w:p>
+    <w:p>
+      <w:r>
+        <w:t>haproxy  | [WARNING]  (8) : Proxy db_frontend stopped (cumulated conns: FE: 0, BE: 0).</w:t>
       </w:r>
     </w:p>
     <w:p>
       <w:r>
         <w:lastRenderedPageBreak/>
-        <w:t>haproxy  | Connect from 172.20.0.1:49066 to 172.20.0.4:8900 (stats/HTTP)</w:t>
-      </w:r>
-    </w:p>
-    <w:p>
-      <w:r>
-        <w:t>haproxy  | Connect from 172.20.0.1:49066 to 172.20.0.4:8900 (stats/HTTP)</w:t>
-      </w:r>
-    </w:p>
-    <w:p>
-      <w:r>
-        <w:t>haproxy  | Connect from 172.20.0.1:49066 to 172.20.0.4:8900 (stats/HTTP)</w:t>
-      </w:r>
-    </w:p>
-    <w:p>
-      <w:r>
-        <w:t>haproxy  | Connect from 172.20.0.1:49066 to 172.20.0.4:8900 (stats/HTTP)</w:t>
-      </w:r>
-    </w:p>
-    <w:p>
-      <w:r>
-        <w:t>haproxy  | Connect from 172.20.0.1:49066 to 172.20.0.4:8900 (stats/HTTP)</w:t>
-      </w:r>
-    </w:p>
-    <w:p>
-      <w:r>
-        <w:t>haproxy  | Connect from 172.20.0.1:49066 to 172.20.0.4:8900 (stats/HTTP)</w:t>
-      </w:r>
-    </w:p>
-    <w:p>
-      <w:r>
-        <w:t>haproxy  | Connect from 172.20.0.1:49066 to 172.20.0.4:8900 (stats/HTTP)</w:t>
-      </w:r>
-    </w:p>
-    <w:p>
-      <w:r>
-        <w:t>haproxy  | Connect from 172.20.0.1:49066 to 172.20.0.4:8900 (stats/HTTP)</w:t>
-      </w:r>
-    </w:p>
-    <w:p>
-      <w:r>
-        <w:t>haproxy  | Connect from 172.20.0.1:49066 to 172.20.0.4:8900 (stats/HTTP)</w:t>
-      </w:r>
-    </w:p>
-    <w:p>
-      <w:r>
-        <w:t>haproxy  | Connect from 172.20.0.1:49066 to 172.20.0.4:8900 (stats/HTTP)</w:t>
-      </w:r>
-    </w:p>
-    <w:p>
-      <w:r>
-        <w:t>haproxy  | Connect from 172.20.0.1:49066 to 172.20.0.4:8900 (stats/HTTP)</w:t>
-      </w:r>
-    </w:p>
-    <w:p>
-      <w:r>
-        <w:t>haproxy  | Connect from 172.20.0.1:49066 to 172.20.0.4:8900 (stats/HTTP)</w:t>
-      </w:r>
-    </w:p>
-    <w:p>
-      <w:r>
-        <w:t>haproxy  | Connect from 172.20.0.1:49066 to 172.20.0.4:8900 (stats/HTTP)</w:t>
-      </w:r>
-    </w:p>
-    <w:p>
-      <w:r>
-        <w:t>haproxy  | Connect from 172.20.0.1:49066 to 172.20.0.4:8900 (stats/HTTP)</w:t>
-      </w:r>
-    </w:p>
-    <w:p>
-      <w:r>
-        <w:t>haproxy  | Connect from 172.20.0.1:49066 to 172.20.0.4:8900 (stats/HTTP)</w:t>
-      </w:r>
-    </w:p>
-    <w:p>
-      <w:r>
-        <w:t>haproxy  | Connect from 172.20.0.1:49066 to 172.20.0.4:8900 (stats/HTTP)</w:t>
-      </w:r>
-    </w:p>
-    <w:p>
-      <w:r>
-        <w:t>haproxy  | Connect from 172.20.0.1:49066 to 172.20.0.4:8900 (stats/HTTP)</w:t>
-      </w:r>
-    </w:p>
-    <w:p>
-      <w:r>
-        <w:t>haproxy  | [NOTICE]   (1) : haproxy version is 2.8.28-d4b135c</w:t>
-      </w:r>
-    </w:p>
-    <w:p>
-      <w:r>
-        <w:t>haproxy  | [NOTICE]   (1) : path to executable is /usr/local/sbin/haproxy</w:t>
-      </w:r>
-    </w:p>
-    <w:p>
-      <w:r>
-        <w:t>haproxy  | [WARNING]  (1) : Exiting Master process...</w:t>
-      </w:r>
-    </w:p>
-    <w:p>
-      <w:r>
-        <w:t>haproxy  | Proxy stats stopped (cumulated conns: FE: 1, BE: 0).</w:t>
-      </w:r>
-    </w:p>
-    <w:p>
-      <w:r>
-        <w:t>haproxy  | Proxy db_frontend stopped (cumulated conns: FE: 0, BE: 0).</w:t>
-      </w:r>
-    </w:p>
-    <w:p>
-      <w:r>
-        <w:t>haproxy  | [WARNING]  (8) : Proxy stats stopped (cumulated conns: FE: 1, BE: 0).</w:t>
-      </w:r>
-    </w:p>
-    <w:p>
-      <w:r>
-        <w:t>haproxy  | [WARNING]  (8) : Proxy db_frontend stopped (cumulated conns: FE: 0, BE: 0).</w:t>
-      </w:r>
-    </w:p>
-    <w:p>
-      <w:r>
         <w:t>haproxy  | Proxy db_backend stopped (cumulated conns: FE: 0, BE: 0).</w:t>
       </w:r>
     </w:p>
@@ -3013,51 +3076,132 @@
     </w:p>
     <w:p>
       <w:r>
+        <w:t>db-master exited with code 137</w:t>
+      </w:r>
+    </w:p>
+    <w:p/>
+    <w:p>
+      <w:r>
+        <w:t>D:\STIS SEM 6\KSI\ksi-akhir\project-kelompok4&gt;</w:t>
+      </w:r>
+    </w:p>
+    <w:p>
+      <w:r>
+        <w:t>v View in Docker Desktop   o View Config   w Enable Watch</w:t>
+      </w:r>
+    </w:p>
+    <w:p>
+      <w:r>
+        <w:t>D:\STIS SEM 6\KSI\ksi-akhir\project-kelompok4&gt;</w:t>
+      </w:r>
+    </w:p>
+    <w:p/>
+    <w:p>
+      <w:r>
+        <w:t>D:\STIS SEM 6\KSI\ksi-akhir\project-kelompok4&gt;</w:t>
+      </w:r>
+    </w:p>
+    <w:p/>
+    <w:p>
+      <w:r>
+        <w:t>D:\STIS SEM 6\KSI\ksi-akhir\project-kelompok4&gt;</w:t>
+      </w:r>
+    </w:p>
+    <w:p/>
+    <w:p>
+      <w:r>
+        <w:t>D:\STIS SEM 6\KSI\ksi-akhir\project-kelompok4&gt;docker compose down -v</w:t>
+      </w:r>
+    </w:p>
+    <w:p>
+      <w:r>
+        <w:t>[+] Running 4/4</w:t>
+      </w:r>
+    </w:p>
+    <w:p>
+      <w:r>
+        <w:t xml:space="preserve"> </w:t>
+      </w:r>
+      <w:r>
+        <w:rPr>
+          <w:rFonts w:ascii="Segoe UI Symbol" w:hAnsi="Segoe UI Symbol" w:cs="Segoe UI Symbol"/>
+        </w:rPr>
+        <w:t>✔</w:t>
+      </w:r>
+      <w:r>
+        <w:t xml:space="preserve"> Container haproxy                Removed                                                                                                            1.4s</w:t>
+      </w:r>
+    </w:p>
+    <w:p>
+      <w:r>
+        <w:t xml:space="preserve"> </w:t>
+      </w:r>
+      <w:r>
+        <w:rPr>
+          <w:rFonts w:ascii="Segoe UI Symbol" w:hAnsi="Segoe UI Symbol" w:cs="Segoe UI Symbol"/>
+        </w:rPr>
+        <w:t>✔</w:t>
+      </w:r>
+      <w:r>
+        <w:t xml:space="preserve"> Container db-slave               Removed                                                                                                            2.5s</w:t>
+      </w:r>
+    </w:p>
+    <w:p>
+      <w:r>
+        <w:t xml:space="preserve"> </w:t>
+      </w:r>
+      <w:r>
+        <w:rPr>
+          <w:rFonts w:ascii="Segoe UI Symbol" w:hAnsi="Segoe UI Symbol" w:cs="Segoe UI Symbol"/>
+        </w:rPr>
+        <w:t>✔</w:t>
+      </w:r>
+      <w:r>
+        <w:t xml:space="preserve"> Container db-master              Removed                                                                                                            2.3s</w:t>
+      </w:r>
+    </w:p>
+    <w:p>
+      <w:r>
+        <w:t xml:space="preserve"> </w:t>
+      </w:r>
+      <w:r>
+        <w:rPr>
+          <w:rFonts w:ascii="Segoe UI Symbol" w:hAnsi="Segoe UI Symbol" w:cs="Segoe UI Symbol"/>
+        </w:rPr>
+        <w:t>✔</w:t>
+      </w:r>
+      <w:r>
+        <w:t xml:space="preserve"> Network project-kelompok4_dbnet  Removed                                                                                                            0.5s</w:t>
+      </w:r>
+    </w:p>
+    <w:p/>
+    <w:p>
+      <w:r>
+        <w:t>D:\STIS SEM 6\KSI\ksi-akhir\project-kelompok4&gt;docker compose up -d</w:t>
+      </w:r>
+    </w:p>
+    <w:p>
+      <w:r>
+        <w:t>[+] Running 4/4</w:t>
+      </w:r>
+    </w:p>
+    <w:p>
+      <w:r>
+        <w:t xml:space="preserve"> </w:t>
+      </w:r>
+      <w:r>
+        <w:rPr>
+          <w:rFonts w:ascii="Segoe UI Symbol" w:hAnsi="Segoe UI Symbol" w:cs="Segoe UI Symbol"/>
+        </w:rPr>
+        <w:t>✔</w:t>
+      </w:r>
+      <w:r>
+        <w:t xml:space="preserve"> Network project-kelompok4_dbnet  Created                                                                                                            0.1s</w:t>
+      </w:r>
+    </w:p>
+    <w:p>
+      <w:r>
         <w:lastRenderedPageBreak/>
-        <w:t>db-master exited with code 137</w:t>
-      </w:r>
-    </w:p>
-    <w:p/>
-    <w:p>
-      <w:r>
-        <w:t>D:\STIS SEM 6\KSI\ksi-akhir\project-kelompok4&gt;</w:t>
-      </w:r>
-    </w:p>
-    <w:p>
-      <w:r>
-        <w:t>v View in Docker Desktop   o View Config   w Enable Watch</w:t>
-      </w:r>
-    </w:p>
-    <w:p>
-      <w:r>
-        <w:t>D:\STIS SEM 6\KSI\ksi-akhir\project-kelompok4&gt;</w:t>
-      </w:r>
-    </w:p>
-    <w:p/>
-    <w:p>
-      <w:r>
-        <w:t>D:\STIS SEM 6\KSI\ksi-akhir\project-kelompok4&gt;</w:t>
-      </w:r>
-    </w:p>
-    <w:p/>
-    <w:p>
-      <w:r>
-        <w:t>D:\STIS SEM 6\KSI\ksi-akhir\project-kelompok4&gt;</w:t>
-      </w:r>
-    </w:p>
-    <w:p/>
-    <w:p>
-      <w:r>
-        <w:t>D:\STIS SEM 6\KSI\ksi-akhir\project-kelompok4&gt;docker compose down -v</w:t>
-      </w:r>
-    </w:p>
-    <w:p>
-      <w:r>
-        <w:t>[+] Running 4/4</w:t>
-      </w:r>
-    </w:p>
-    <w:p>
-      <w:r>
         <w:t xml:space="preserve"> </w:t>
       </w:r>
       <w:r>
@@ -3067,7 +3211,7 @@
         <w:t>✔</w:t>
       </w:r>
       <w:r>
-        <w:t xml:space="preserve"> Container haproxy                Removed                                                                                                            1.4s</w:t>
+        <w:t xml:space="preserve"> Container db-master              Started                                                                                                            1.8s</w:t>
       </w:r>
     </w:p>
     <w:p>
@@ -3081,7 +3225,7 @@
         <w:t>✔</w:t>
       </w:r>
       <w:r>
-        <w:t xml:space="preserve"> Container db-slave               Removed                                                                                                            2.5s</w:t>
+        <w:t xml:space="preserve"> Container db-slave               Started                                                                                                            2.3s</w:t>
       </w:r>
     </w:p>
     <w:p>
@@ -3095,87 +3239,6 @@
         <w:t>✔</w:t>
       </w:r>
       <w:r>
-        <w:t xml:space="preserve"> Container db-master              Removed                                                                                                            2.3s</w:t>
-      </w:r>
-    </w:p>
-    <w:p>
-      <w:r>
-        <w:t xml:space="preserve"> </w:t>
-      </w:r>
-      <w:r>
-        <w:rPr>
-          <w:rFonts w:ascii="Segoe UI Symbol" w:hAnsi="Segoe UI Symbol" w:cs="Segoe UI Symbol"/>
-        </w:rPr>
-        <w:t>✔</w:t>
-      </w:r>
-      <w:r>
-        <w:t xml:space="preserve"> Network project-kelompok4_dbnet  Removed                                                                                                            0.5s</w:t>
-      </w:r>
-    </w:p>
-    <w:p/>
-    <w:p>
-      <w:r>
-        <w:t>D:\STIS SEM 6\KSI\ksi-akhir\project-kelompok4&gt;docker compose up -d</w:t>
-      </w:r>
-    </w:p>
-    <w:p>
-      <w:r>
-        <w:t>[+] Running 4/4</w:t>
-      </w:r>
-    </w:p>
-    <w:p>
-      <w:r>
-        <w:t xml:space="preserve"> </w:t>
-      </w:r>
-      <w:r>
-        <w:rPr>
-          <w:rFonts w:ascii="Segoe UI Symbol" w:hAnsi="Segoe UI Symbol" w:cs="Segoe UI Symbol"/>
-        </w:rPr>
-        <w:t>✔</w:t>
-      </w:r>
-      <w:r>
-        <w:t xml:space="preserve"> Network project-kelompok4_dbnet  Created                                                                                                            0.1s</w:t>
-      </w:r>
-    </w:p>
-    <w:p>
-      <w:r>
-        <w:t xml:space="preserve"> </w:t>
-      </w:r>
-      <w:r>
-        <w:rPr>
-          <w:rFonts w:ascii="Segoe UI Symbol" w:hAnsi="Segoe UI Symbol" w:cs="Segoe UI Symbol"/>
-        </w:rPr>
-        <w:t>✔</w:t>
-      </w:r>
-      <w:r>
-        <w:t xml:space="preserve"> Container db-master              Started                                                                                                            1.8s</w:t>
-      </w:r>
-    </w:p>
-    <w:p>
-      <w:r>
-        <w:t xml:space="preserve"> </w:t>
-      </w:r>
-      <w:r>
-        <w:rPr>
-          <w:rFonts w:ascii="Segoe UI Symbol" w:hAnsi="Segoe UI Symbol" w:cs="Segoe UI Symbol"/>
-        </w:rPr>
-        <w:t>✔</w:t>
-      </w:r>
-      <w:r>
-        <w:t xml:space="preserve"> Container db-slave               Started                                                                                                            2.3s</w:t>
-      </w:r>
-    </w:p>
-    <w:p>
-      <w:r>
-        <w:t xml:space="preserve"> </w:t>
-      </w:r>
-      <w:r>
-        <w:rPr>
-          <w:rFonts w:ascii="Segoe UI Symbol" w:hAnsi="Segoe UI Symbol" w:cs="Segoe UI Symbol"/>
-        </w:rPr>
-        <w:t>✔</w:t>
-      </w:r>
-      <w:r>
         <w:t xml:space="preserve"> Container haproxy                Started                                                                                                            2.9s</w:t>
       </w:r>
     </w:p>
@@ -3187,73 +3250,73 @@
     </w:p>
     <w:p>
       <w:r>
+        <w:t>CONTAINER ID   IMAGE                                COMMAND                  CREATED          STATUS                          PORTS                                                                                      NAMES</w:t>
+      </w:r>
+    </w:p>
+    <w:p>
+      <w:r>
+        <w:t>295f1a0bd3c5   haproxy:2.8                          "docker-entrypoint.s…"   29 seconds ago   Up 26 seconds                   0.0.0.0:3300-&gt;3300/tcp, [::]:3300-&gt;3300/tcp, 0.0.0.0:8900-&gt;8900/tcp, [::]:8900-&gt;8900/tcp   haproxy</w:t>
+      </w:r>
+    </w:p>
+    <w:p>
+      <w:r>
+        <w:t>83276e418d88   mysql:8.0                            "docker-entrypoint.s…"   29 seconds ago   Up 26 seconds                   0.0.0.0:3307-&gt;3306/tcp, [::]:3307-&gt;3306/tcp                                                db-slave</w:t>
+      </w:r>
+    </w:p>
+    <w:p>
+      <w:r>
+        <w:t>ec367a2b0aa2   mysql:8.0                            "docker-entrypoint.s…"   29 seconds ago   Up 27 seconds                   0.0.0.0:3305-&gt;3306/tcp, [::]:3305-&gt;3306/tcp                                                db-master</w:t>
+      </w:r>
+    </w:p>
+    <w:p>
+      <w:r>
+        <w:t>9a0899c16808   central-service                      "docker-entrypoint.s…"   10 months ago    Up About an hour                8383/tcp                                                                                   central-service-1</w:t>
+      </w:r>
+    </w:p>
+    <w:p>
+      <w:r>
+        <w:t>fc2fefb1065e   90e0fffe7502                         "docker-entrypoint.s…"   10 months ago    Up 58 minutes                   8005/tcp                                                                                   central-enketo-1</w:t>
+      </w:r>
+    </w:p>
+    <w:p>
+      <w:r>
+        <w:t>4f64a8350338   ghcr.io/getodk/pyxform-http:v3.1.0   "gunicorn --bind 0.0…"   10 months ago    Up About an hour                                                                                                           central-pyxform-1</w:t>
+      </w:r>
+    </w:p>
+    <w:p>
+      <w:r>
+        <w:t>c891b04fdb73   45b70fa5d01d                         "start-postgres.sh"      10 months ago    Up About an hour                5432/tcp                                                                                   central-postgres14-1</w:t>
+      </w:r>
+    </w:p>
+    <w:p>
+      <w:r>
+        <w:t>ebe699257f2b   layanan-web-service                  "docker-entrypoint.s…"   11 months ago    Up About an hour                8383/tcp                                                                                   layanan-web-service-1</w:t>
+      </w:r>
+    </w:p>
+    <w:p>
+      <w:r>
+        <w:t>29810029c8a9   layanan-web-enketo                   "docker-entrypoint.s…"   11 months ago    Up 54 minutes                   8005/tcp                                                                                   layanan-web-enketo-1</w:t>
+      </w:r>
+    </w:p>
+    <w:p>
+      <w:r>
+        <w:t>3025fa1b281c   layanan-web-postgres14               "start-postgres.sh"      11 months ago    Up About an hour                5432/tcp                                                                                   76add4d736f8_layanan-web-postgres14-1</w:t>
+      </w:r>
+    </w:p>
+    <w:p>
+      <w:r>
+        <w:t>b69479b84a59   ixdotai/smtp:v0.5.4                  "/bin/entrypoint.sh …"   11 months ago    Restarting (1) 52 seconds ago                                                                                              layanan-web-mail-1</w:t>
+      </w:r>
+    </w:p>
+    <w:p>
+      <w:r>
+        <w:t>83d87ac20255   ghcr.io/getodk/pyxform-http:v3.1.0   "gunicorn --bind 0.0…"   11 months ago    Up About an hour                                                                                                           layanan-web-pyxform-1</w:t>
+      </w:r>
+    </w:p>
+    <w:p/>
+    <w:p>
+      <w:r>
         <w:lastRenderedPageBreak/>
-        <w:t>CONTAINER ID   IMAGE                                COMMAND                  CREATED          STATUS                          PORTS                                                                                      NAMES</w:t>
-      </w:r>
-    </w:p>
-    <w:p>
-      <w:r>
-        <w:t>295f1a0bd3c5   haproxy:2.8                          "docker-entrypoint.s…"   29 seconds ago   Up 26 seconds                   0.0.0.0:3300-&gt;3300/tcp, [::]:3300-&gt;3300/tcp, 0.0.0.0:8900-&gt;8900/tcp, [::]:8900-&gt;8900/tcp   haproxy</w:t>
-      </w:r>
-    </w:p>
-    <w:p>
-      <w:r>
-        <w:t>83276e418d88   mysql:8.0                            "docker-entrypoint.s…"   29 seconds ago   Up 26 seconds                   0.0.0.0:3307-&gt;3306/tcp, [::]:3307-&gt;3306/tcp                                                db-slave</w:t>
-      </w:r>
-    </w:p>
-    <w:p>
-      <w:r>
-        <w:t>ec367a2b0aa2   mysql:8.0                            "docker-entrypoint.s…"   29 seconds ago   Up 27 seconds                   0.0.0.0:3305-&gt;3306/tcp, [::]:3305-&gt;3306/tcp                                                db-master</w:t>
-      </w:r>
-    </w:p>
-    <w:p>
-      <w:r>
-        <w:t>9a0899c16808   central-service                      "docker-entrypoint.s…"   10 months ago    Up About an hour                8383/tcp                                                                                   central-service-1</w:t>
-      </w:r>
-    </w:p>
-    <w:p>
-      <w:r>
-        <w:t>fc2fefb1065e   90e0fffe7502                         "docker-entrypoint.s…"   10 months ago    Up 58 minutes                   8005/tcp                                                                                   central-enketo-1</w:t>
-      </w:r>
-    </w:p>
-    <w:p>
-      <w:r>
-        <w:t>4f64a8350338   ghcr.io/getodk/pyxform-http:v3.1.0   "gunicorn --bind 0.0…"   10 months ago    Up About an hour                                                                                                           central-pyxform-1</w:t>
-      </w:r>
-    </w:p>
-    <w:p>
-      <w:r>
-        <w:t>c891b04fdb73   45b70fa5d01d                         "start-postgres.sh"      10 months ago    Up About an hour                5432/tcp                                                                                   central-postgres14-1</w:t>
-      </w:r>
-    </w:p>
-    <w:p>
-      <w:r>
-        <w:t>ebe699257f2b   layanan-web-service                  "docker-entrypoint.s…"   11 months ago    Up About an hour                8383/tcp                                                                                   layanan-web-service-1</w:t>
-      </w:r>
-    </w:p>
-    <w:p>
-      <w:r>
-        <w:t>29810029c8a9   layanan-web-enketo                   "docker-entrypoint.s…"   11 months ago    Up 54 minutes                   8005/tcp                                                                                   layanan-web-enketo-1</w:t>
-      </w:r>
-    </w:p>
-    <w:p>
-      <w:r>
-        <w:t>3025fa1b281c   layanan-web-postgres14               "start-postgres.sh"      11 months ago    Up About an hour                5432/tcp                                                                                   76add4d736f8_layanan-web-postgres14-1</w:t>
-      </w:r>
-    </w:p>
-    <w:p>
-      <w:r>
-        <w:t>b69479b84a59   ixdotai/smtp:v0.5.4                  "/bin/entrypoint.sh …"   11 months ago    Restarting (1) 52 seconds ago                                                                                              layanan-web-mail-1</w:t>
-      </w:r>
-    </w:p>
-    <w:p>
-      <w:r>
-        <w:t>83d87ac20255   ghcr.io/getodk/pyxform-http:v3.1.0   "gunicorn --bind 0.0…"   11 months ago    Up About an hour                                                                                                           layanan-web-pyxform-1</w:t>
-      </w:r>
-    </w:p>
-    <w:p/>
-    <w:p>
-      <w:r>
         <w:t>D:\STIS SEM 6\KSI\ksi-akhir\project-kelompok4&gt;docker logs db-master 2&gt;&amp;1 | Select-String "ready for connections"</w:t>
       </w:r>
     </w:p>
@@ -3346,6 +3409,7 @@
     </w:p>
     <w:p>
       <w:r>
+        <w:lastRenderedPageBreak/>
         <w:t>2026-09-22T12:15:29.051654Z 0 [Warning] [MY-011810] [Server] Insecure configuration for --pid-file: Location '/var/run/mysqld' in the path is accessible to all OS users. Consider choosing a different directory.</w:t>
       </w:r>
     </w:p>
@@ -3372,7 +3436,6 @@
     </w:p>
     <w:p>
       <w:r>
-        <w:lastRenderedPageBreak/>
         <w:t>*************************** 1. row ***************************</w:t>
       </w:r>
     </w:p>
@@ -3432,1317 +3495,6 @@
     <w:p>
       <w:r>
         <w:t>D:\STIS SEM 6\KSI\ksi-akhir\project-kelompok4&gt;docker exec db-master mysql -u root -pRootPass123! -e "SHOW MASTER STATUS\G"</w:t>
-      </w:r>
-    </w:p>
-    <w:p>
-      <w:r>
-        <w:t>mysql: [Warning] Using a password on the command line interface can be insecure.</w:t>
-      </w:r>
-    </w:p>
-    <w:p>
-      <w:r>
-        <w:t>*************************** 1. row ***************************</w:t>
-      </w:r>
-    </w:p>
-    <w:p>
-      <w:r>
-        <w:t xml:space="preserve">             File: mysql-bin.000003</w:t>
-      </w:r>
-    </w:p>
-    <w:p>
-      <w:r>
-        <w:t xml:space="preserve">         Position: 157</w:t>
-      </w:r>
-    </w:p>
-    <w:p>
-      <w:r>
-        <w:t xml:space="preserve">     Binlog_Do_DB: klinik_db</w:t>
-      </w:r>
-    </w:p>
-    <w:p>
-      <w:r>
-        <w:t xml:space="preserve"> Binlog_Ignore_DB:</w:t>
-      </w:r>
-    </w:p>
-    <w:p>
-      <w:r>
-        <w:t>Executed_Gtid_Set:</w:t>
-      </w:r>
-    </w:p>
-    <w:p/>
-    <w:p>
-      <w:r>
-        <w:t xml:space="preserve">D:\STIS SEM 6\KSI\ksi-akhir\project-kelompok4&gt;docker exec db-slave mysql -u root -pRootPass123! -e "STOP REPLICA; RESET REPLICA; CHANGE REPLICATION SOURCE TO SOURCE_HOST='db-master', </w:t>
-      </w:r>
-      <w:r>
-        <w:lastRenderedPageBreak/>
-        <w:t>SOURCE_USER='replicator', SOURCE_PASSWORD='ReplPass123!', SOURCE_LOG_FILE='mysql-bin.000003', SOURCE_LOG_POS=157, GET_SOURCE_PUBLIC_KEY=1; START REPLICA;"</w:t>
-      </w:r>
-    </w:p>
-    <w:p>
-      <w:r>
-        <w:t>mysql: [Warning] Using a password on the command line interface can be insecure.</w:t>
-      </w:r>
-    </w:p>
-    <w:p/>
-    <w:p>
-      <w:r>
-        <w:t>D:\STIS SEM 6\KSI\ksi-akhir\project-kelompok4&gt;docker exec db-slave mysql -u root -pRootPass123! -e "STOP REPLICA; RESET REPLICA; CHANGE REPLICATION SOURCE TO SOURCE_HOST='db-master', SOURCE_USER='replicator', SOURCE_PASSWORD='ReplPass123!', SOURCE_LOG_FILE='mysql-bin.000003', SOURCE_LOG_POS=157, GET_SOURCE_PUBLIC_KEY=1; START REPLICA;"</w:t>
-      </w:r>
-    </w:p>
-    <w:p>
-      <w:r>
-        <w:t>mysql: [Warning] Using a password on the command line interface can be insecure.</w:t>
-      </w:r>
-    </w:p>
-    <w:p/>
-    <w:p>
-      <w:r>
-        <w:t>D:\STIS SEM 6\KSI\ksi-akhir\project-kelompok4&gt;docker exec db-slave mysql -u root -pRootPass123! -e "SHOW REPLICA STATUS\G"</w:t>
-      </w:r>
-    </w:p>
-    <w:p>
-      <w:r>
-        <w:t>mysql: [Warning] Using a password on the command line interface can be insecure.</w:t>
-      </w:r>
-    </w:p>
-    <w:p>
-      <w:r>
-        <w:t>*************************** 1. row ***************************</w:t>
-      </w:r>
-    </w:p>
-    <w:p>
-      <w:r>
-        <w:t xml:space="preserve">             Replica_IO_State: Waiting for source to send event</w:t>
-      </w:r>
-    </w:p>
-    <w:p>
-      <w:r>
-        <w:t xml:space="preserve">                  Source_Host: db-master</w:t>
-      </w:r>
-    </w:p>
-    <w:p>
-      <w:r>
-        <w:t xml:space="preserve">                  Source_User: replicator</w:t>
-      </w:r>
-    </w:p>
-    <w:p>
-      <w:r>
-        <w:t xml:space="preserve">                  Source_Port: 3306</w:t>
-      </w:r>
-    </w:p>
-    <w:p>
-      <w:r>
-        <w:t xml:space="preserve">                Connect_Retry: 60</w:t>
-      </w:r>
-    </w:p>
-    <w:p>
-      <w:r>
-        <w:t xml:space="preserve">              Source_Log_File: mysql-bin.000003</w:t>
-      </w:r>
-    </w:p>
-    <w:p>
-      <w:r>
-        <w:t xml:space="preserve">          Read_Source_Log_Pos: 157</w:t>
-      </w:r>
-    </w:p>
-    <w:p>
-      <w:r>
-        <w:t xml:space="preserve">               Relay_Log_File: 83276e418d88-relay-bin.000002</w:t>
-      </w:r>
-    </w:p>
-    <w:p>
-      <w:r>
-        <w:t xml:space="preserve">                Relay_Log_Pos: 326</w:t>
-      </w:r>
-    </w:p>
-    <w:p>
-      <w:r>
-        <w:t xml:space="preserve">        Relay_Source_Log_File: mysql-bin.000003</w:t>
-      </w:r>
-    </w:p>
-    <w:p>
-      <w:r>
-        <w:t xml:space="preserve">           Replica_IO_Running: Yes</w:t>
-      </w:r>
-    </w:p>
-    <w:p>
-      <w:r>
-        <w:t xml:space="preserve">          Replica_SQL_Running: Yes</w:t>
-      </w:r>
-    </w:p>
-    <w:p>
-      <w:r>
-        <w:t xml:space="preserve">              Replicate_Do_DB:</w:t>
-      </w:r>
-    </w:p>
-    <w:p>
-      <w:r>
-        <w:t xml:space="preserve">          Replicate_Ignore_DB:</w:t>
-      </w:r>
-    </w:p>
-    <w:p>
-      <w:r>
-        <w:t xml:space="preserve">           Replicate_Do_Table:</w:t>
-      </w:r>
-    </w:p>
-    <w:p>
-      <w:r>
-        <w:t xml:space="preserve">       Replicate_Ignore_Table:</w:t>
-      </w:r>
-    </w:p>
-    <w:p>
-      <w:r>
-        <w:t xml:space="preserve">      Replicate_Wild_Do_Table:</w:t>
-      </w:r>
-    </w:p>
-    <w:p>
-      <w:r>
-        <w:t xml:space="preserve">  Replicate_Wild_Ignore_Table:</w:t>
-      </w:r>
-    </w:p>
-    <w:p>
-      <w:r>
-        <w:t xml:space="preserve">                   Last_Errno: 0</w:t>
-      </w:r>
-    </w:p>
-    <w:p>
-      <w:r>
-        <w:lastRenderedPageBreak/>
-        <w:t xml:space="preserve">                   Last_Error:</w:t>
-      </w:r>
-    </w:p>
-    <w:p>
-      <w:r>
-        <w:t xml:space="preserve">                 Skip_Counter: 0</w:t>
-      </w:r>
-    </w:p>
-    <w:p>
-      <w:r>
-        <w:t xml:space="preserve">          Exec_Source_Log_Pos: 157</w:t>
-      </w:r>
-    </w:p>
-    <w:p>
-      <w:r>
-        <w:t xml:space="preserve">              Relay_Log_Space: 543</w:t>
-      </w:r>
-    </w:p>
-    <w:p>
-      <w:r>
-        <w:t xml:space="preserve">              Until_Condition: None</w:t>
-      </w:r>
-    </w:p>
-    <w:p>
-      <w:r>
-        <w:t xml:space="preserve">               Until_Log_File:</w:t>
-      </w:r>
-    </w:p>
-    <w:p>
-      <w:r>
-        <w:t xml:space="preserve">                Until_Log_Pos: 0</w:t>
-      </w:r>
-    </w:p>
-    <w:p>
-      <w:r>
-        <w:t xml:space="preserve">           Source_SSL_Allowed: No</w:t>
-      </w:r>
-    </w:p>
-    <w:p>
-      <w:r>
-        <w:t xml:space="preserve">           Source_SSL_CA_File:</w:t>
-      </w:r>
-    </w:p>
-    <w:p>
-      <w:r>
-        <w:t xml:space="preserve">           Source_SSL_CA_Path:</w:t>
-      </w:r>
-    </w:p>
-    <w:p>
-      <w:r>
-        <w:t xml:space="preserve">              Source_SSL_Cert:</w:t>
-      </w:r>
-    </w:p>
-    <w:p>
-      <w:r>
-        <w:t xml:space="preserve">            Source_SSL_Cipher:</w:t>
-      </w:r>
-    </w:p>
-    <w:p>
-      <w:r>
-        <w:t xml:space="preserve">               Source_SSL_Key:</w:t>
-      </w:r>
-    </w:p>
-    <w:p>
-      <w:r>
-        <w:t xml:space="preserve">        Seconds_Behind_Source: 0</w:t>
-      </w:r>
-    </w:p>
-    <w:p>
-      <w:r>
-        <w:t>Source_SSL_Verify_Server_Cert: No</w:t>
-      </w:r>
-    </w:p>
-    <w:p>
-      <w:r>
-        <w:t xml:space="preserve">                Last_IO_Errno: 0</w:t>
-      </w:r>
-    </w:p>
-    <w:p>
-      <w:r>
-        <w:t xml:space="preserve">                Last_IO_Error:</w:t>
-      </w:r>
-    </w:p>
-    <w:p>
-      <w:r>
-        <w:t xml:space="preserve">               Last_SQL_Errno: 0</w:t>
-      </w:r>
-    </w:p>
-    <w:p>
-      <w:r>
-        <w:t xml:space="preserve">               Last_SQL_Error:</w:t>
-      </w:r>
-    </w:p>
-    <w:p>
-      <w:r>
-        <w:t xml:space="preserve">  Replicate_Ignore_Server_Ids:</w:t>
-      </w:r>
-    </w:p>
-    <w:p>
-      <w:r>
-        <w:t xml:space="preserve">             Source_Server_Id: 1</w:t>
-      </w:r>
-    </w:p>
-    <w:p>
-      <w:r>
-        <w:t xml:space="preserve">                  Source_UUID: 3853e778-b67f-11f1-a364-f6087dfc32ec</w:t>
-      </w:r>
-    </w:p>
-    <w:p>
-      <w:r>
-        <w:t xml:space="preserve">             Source_Info_File: mysql.slave_master_info</w:t>
-      </w:r>
-    </w:p>
-    <w:p>
-      <w:r>
-        <w:t xml:space="preserve">                    SQL_Delay: 0</w:t>
-      </w:r>
-    </w:p>
-    <w:p>
-      <w:r>
-        <w:t xml:space="preserve">          SQL_Remaining_Delay: NULL</w:t>
-      </w:r>
-    </w:p>
-    <w:p>
-      <w:r>
-        <w:t xml:space="preserve">    Replica_SQL_Running_State: Replica has read all relay log; waiting for more updates</w:t>
-      </w:r>
-    </w:p>
-    <w:p>
-      <w:r>
-        <w:t xml:space="preserve">           Source_Retry_Count: 86400</w:t>
-      </w:r>
-    </w:p>
-    <w:p>
-      <w:r>
-        <w:t xml:space="preserve">                  Source_Bind:</w:t>
-      </w:r>
-    </w:p>
-    <w:p>
-      <w:r>
-        <w:t xml:space="preserve">      Last_IO_Error_Timestamp:</w:t>
-      </w:r>
-    </w:p>
-    <w:p>
-      <w:r>
-        <w:t xml:space="preserve">     Last_SQL_Error_Timestamp:</w:t>
-      </w:r>
-    </w:p>
-    <w:p>
-      <w:r>
-        <w:t xml:space="preserve">               Source_SSL_Crl:</w:t>
-      </w:r>
-    </w:p>
-    <w:p>
-      <w:r>
-        <w:lastRenderedPageBreak/>
-        <w:t xml:space="preserve">           Source_SSL_Crlpath:</w:t>
-      </w:r>
-    </w:p>
-    <w:p>
-      <w:r>
-        <w:t xml:space="preserve">           Retrieved_Gtid_Set:</w:t>
-      </w:r>
-    </w:p>
-    <w:p>
-      <w:r>
-        <w:t xml:space="preserve">            Executed_Gtid_Set:</w:t>
-      </w:r>
-    </w:p>
-    <w:p>
-      <w:r>
-        <w:t xml:space="preserve">                Auto_Position: 0</w:t>
-      </w:r>
-    </w:p>
-    <w:p>
-      <w:r>
-        <w:t xml:space="preserve">         Replicate_Rewrite_DB:</w:t>
-      </w:r>
-    </w:p>
-    <w:p>
-      <w:r>
-        <w:t xml:space="preserve">                 Channel_Name:</w:t>
-      </w:r>
-    </w:p>
-    <w:p>
-      <w:r>
-        <w:t xml:space="preserve">           Source_TLS_Version:</w:t>
-      </w:r>
-    </w:p>
-    <w:p>
-      <w:r>
-        <w:t xml:space="preserve">       Source_public_key_path:</w:t>
-      </w:r>
-    </w:p>
-    <w:p>
-      <w:r>
-        <w:t xml:space="preserve">        Get_Source_public_key: 1</w:t>
-      </w:r>
-    </w:p>
-    <w:p>
-      <w:r>
-        <w:t xml:space="preserve">            Network_Namespace:</w:t>
-      </w:r>
-    </w:p>
-    <w:p/>
-    <w:p>
-      <w:r>
-        <w:t>D:\STIS SEM 6\KSI\ksi-akhir\project-kelompok4&gt;docker exec db-master mysql -h haproxy -P 3300 -u app_user -pAppPass123! -e "INSERT INTO klinik_db.pasien (nama, tanggal_lahir, alamat, no_telepon) VALUES ('Pasien Uji HA', '1992-04-12', 'Jl. Matraman No. 12', '081234567890');"</w:t>
-      </w:r>
-    </w:p>
-    <w:p>
-      <w:r>
-        <w:t>mysql: [Warning] Using a password on the command line interface can be insecure.</w:t>
-      </w:r>
-    </w:p>
-    <w:p/>
-    <w:p>
-      <w:r>
-        <w:t>D:\STIS SEM 6\KSI\ksi-akhir\project-kelompok4&gt;docker exec db-slave mysql -u root -pRootPass123! -e "SELECT id, nama, alamat FROM klinik_db.pasien WHERE nama='Pasien Uji HA';"</w:t>
-      </w:r>
-    </w:p>
-    <w:p>
-      <w:r>
-        <w:t>mysql: [Warning] Using a password on the command line interface can be insecure.</w:t>
-      </w:r>
-    </w:p>
-    <w:p>
-      <w:r>
-        <w:t>id      nama    alamat</w:t>
-      </w:r>
-    </w:p>
-    <w:p>
-      <w:r>
-        <w:t>4       Pasien Uji HA   Jl. Matraman No. 12</w:t>
-      </w:r>
-    </w:p>
-    <w:p/>
-    <w:p>
-      <w:r>
-        <w:t>D:\STIS SEM 6\KSI\ksi-akhir\project-kelompok4&gt;docker stop db-master</w:t>
-      </w:r>
-    </w:p>
-    <w:p>
-      <w:r>
-        <w:t>db-master</w:t>
-      </w:r>
-    </w:p>
-    <w:p/>
-    <w:p>
-      <w:r>
-        <w:t>D:\STIS SEM 6\KSI\ksi-akhir\project-kelompok4&gt;docker exec db-slave mysql -h haproxy -P 3300 -u app_user -pAppPass123! -e "SELECT id, nama FROM klinik_db.pasien LIMIT 3;"</w:t>
-      </w:r>
-    </w:p>
-    <w:p>
-      <w:r>
-        <w:t>mysql: [Warning] Using a password on the command line interface can be insecure.</w:t>
-      </w:r>
-    </w:p>
-    <w:p>
-      <w:r>
-        <w:t>id      nama</w:t>
-      </w:r>
-    </w:p>
-    <w:p>
-      <w:r>
-        <w:t>1       Ahmad Fauzi</w:t>
-      </w:r>
-    </w:p>
-    <w:p>
-      <w:r>
-        <w:t>2       Siti Rahayu</w:t>
-      </w:r>
-    </w:p>
-    <w:p>
-      <w:r>
-        <w:t>3       Budi Santoso</w:t>
-      </w:r>
-    </w:p>
-    <w:p/>
-    <w:p>
-      <w:r>
-        <w:t>D:\STIS SEM 6\KSI\ksi-akhir\project-kelompok4&gt;docker exec db-slave mysql -h haproxy -P 3300 -u app_user -pAppPass123! -e "INSERT INTO klinik_db.pasien (nama) VALUES ('Data Saat Master Down');"</w:t>
-      </w:r>
-    </w:p>
-    <w:p>
-      <w:r>
-        <w:t>mysql: [Warning] Using a password on the command line interface can be insecure.</w:t>
-      </w:r>
-    </w:p>
-    <w:p>
-      <w:r>
-        <w:t>ERROR 1290 (HY000) at line 1: The MySQL server is running with the --read-only option so it cannot execute this statement</w:t>
-      </w:r>
-    </w:p>
-    <w:p/>
-    <w:p>
-      <w:r>
-        <w:t>D:\STIS SEM 6\KSI\ksi-akhir\project-kelompok4&gt;docker start db-master</w:t>
-      </w:r>
-    </w:p>
-    <w:p>
-      <w:r>
-        <w:t>db-master</w:t>
-      </w:r>
-    </w:p>
-    <w:p/>
-    <w:p>
-      <w:r>
-        <w:t>D:\STIS SEM 6\KSI\ksi-akhir\project-kelompok4&gt;docker exec db-slave mysql -u root -pRootPass123! -e "SHOW REPLICA STATUS\G"</w:t>
-      </w:r>
-    </w:p>
-    <w:p>
-      <w:r>
-        <w:t>mysql: [Warning] Using a password on the command line interface can be insecure.</w:t>
-      </w:r>
-    </w:p>
-    <w:p>
-      <w:r>
-        <w:t>*************************** 1. row ***************************</w:t>
-      </w:r>
-    </w:p>
-    <w:p>
-      <w:r>
-        <w:t xml:space="preserve">             Replica_IO_State: Waiting for source to send event</w:t>
-      </w:r>
-    </w:p>
-    <w:p>
-      <w:r>
-        <w:t xml:space="preserve">                  Source_Host: db-master</w:t>
-      </w:r>
-    </w:p>
-    <w:p>
-      <w:r>
-        <w:t xml:space="preserve">                  Source_User: replicator</w:t>
-      </w:r>
-    </w:p>
-    <w:p>
-      <w:r>
-        <w:t xml:space="preserve">                  Source_Port: 3306</w:t>
-      </w:r>
-    </w:p>
-    <w:p>
-      <w:r>
-        <w:t xml:space="preserve">                Connect_Retry: 60</w:t>
-      </w:r>
-    </w:p>
-    <w:p>
-      <w:r>
-        <w:t xml:space="preserve">              Source_Log_File: mysql-bin.000004</w:t>
-      </w:r>
-    </w:p>
-    <w:p>
-      <w:r>
-        <w:t xml:space="preserve">          Read_Source_Log_Pos: 157</w:t>
-      </w:r>
-    </w:p>
-    <w:p>
-      <w:r>
-        <w:t xml:space="preserve">               Relay_Log_File: 83276e418d88-relay-bin.000004</w:t>
-      </w:r>
-    </w:p>
-    <w:p>
-      <w:r>
-        <w:t xml:space="preserve">                Relay_Log_Pos: 373</w:t>
-      </w:r>
-    </w:p>
-    <w:p>
-      <w:r>
-        <w:t xml:space="preserve">        Relay_Source_Log_File: mysql-bin.000004</w:t>
-      </w:r>
-    </w:p>
-    <w:p>
-      <w:r>
-        <w:t xml:space="preserve">           Replica_IO_Running: Yes</w:t>
-      </w:r>
-    </w:p>
-    <w:p>
-      <w:r>
-        <w:t xml:space="preserve">          Replica_SQL_Running: Yes</w:t>
-      </w:r>
-    </w:p>
-    <w:p>
-      <w:r>
-        <w:t xml:space="preserve">              Replicate_Do_DB:</w:t>
-      </w:r>
-    </w:p>
-    <w:p>
-      <w:r>
-        <w:t xml:space="preserve">          Replicate_Ignore_DB:</w:t>
-      </w:r>
-    </w:p>
-    <w:p>
-      <w:r>
-        <w:t xml:space="preserve">           Replicate_Do_Table:</w:t>
-      </w:r>
-    </w:p>
-    <w:p>
-      <w:r>
-        <w:t xml:space="preserve">       Replicate_Ignore_Table:</w:t>
-      </w:r>
-    </w:p>
-    <w:p>
-      <w:r>
-        <w:t xml:space="preserve">      Replicate_Wild_Do_Table:</w:t>
-      </w:r>
-    </w:p>
-    <w:p>
-      <w:r>
-        <w:lastRenderedPageBreak/>
-        <w:t xml:space="preserve">  Replicate_Wild_Ignore_Table:</w:t>
-      </w:r>
-    </w:p>
-    <w:p>
-      <w:r>
-        <w:t xml:space="preserve">                   Last_Errno: 0</w:t>
-      </w:r>
-    </w:p>
-    <w:p>
-      <w:r>
-        <w:t xml:space="preserve">                   Last_Error:</w:t>
-      </w:r>
-    </w:p>
-    <w:p>
-      <w:r>
-        <w:t xml:space="preserve">                 Skip_Counter: 0</w:t>
-      </w:r>
-    </w:p>
-    <w:p>
-      <w:r>
-        <w:t xml:space="preserve">          Exec_Source_Log_Pos: 157</w:t>
-      </w:r>
-    </w:p>
-    <w:p>
-      <w:r>
-        <w:t xml:space="preserve">              Relay_Log_Space: 759</w:t>
-      </w:r>
-    </w:p>
-    <w:p>
-      <w:r>
-        <w:t xml:space="preserve">              Until_Condition: None</w:t>
-      </w:r>
-    </w:p>
-    <w:p>
-      <w:r>
-        <w:t xml:space="preserve">               Until_Log_File:</w:t>
-      </w:r>
-    </w:p>
-    <w:p>
-      <w:r>
-        <w:t xml:space="preserve">                Until_Log_Pos: 0</w:t>
-      </w:r>
-    </w:p>
-    <w:p>
-      <w:r>
-        <w:t xml:space="preserve">           Source_SSL_Allowed: No</w:t>
-      </w:r>
-    </w:p>
-    <w:p>
-      <w:r>
-        <w:t xml:space="preserve">           Source_SSL_CA_File:</w:t>
-      </w:r>
-    </w:p>
-    <w:p>
-      <w:r>
-        <w:t xml:space="preserve">           Source_SSL_CA_Path:</w:t>
-      </w:r>
-    </w:p>
-    <w:p>
-      <w:r>
-        <w:t xml:space="preserve">              Source_SSL_Cert:</w:t>
-      </w:r>
-    </w:p>
-    <w:p>
-      <w:r>
-        <w:t xml:space="preserve">            Source_SSL_Cipher:</w:t>
-      </w:r>
-    </w:p>
-    <w:p>
-      <w:r>
-        <w:t xml:space="preserve">               Source_SSL_Key:</w:t>
-      </w:r>
-    </w:p>
-    <w:p>
-      <w:r>
-        <w:t xml:space="preserve">        Seconds_Behind_Source: 0</w:t>
-      </w:r>
-    </w:p>
-    <w:p>
-      <w:r>
-        <w:t>Source_SSL_Verify_Server_Cert: No</w:t>
-      </w:r>
-    </w:p>
-    <w:p>
-      <w:r>
-        <w:t xml:space="preserve">                Last_IO_Errno: 0</w:t>
-      </w:r>
-    </w:p>
-    <w:p>
-      <w:r>
-        <w:t xml:space="preserve">                Last_IO_Error:</w:t>
-      </w:r>
-    </w:p>
-    <w:p>
-      <w:r>
-        <w:t xml:space="preserve">               Last_SQL_Errno: 0</w:t>
-      </w:r>
-    </w:p>
-    <w:p>
-      <w:r>
-        <w:t xml:space="preserve">               Last_SQL_Error:</w:t>
-      </w:r>
-    </w:p>
-    <w:p>
-      <w:r>
-        <w:t xml:space="preserve">  Replicate_Ignore_Server_Ids:</w:t>
-      </w:r>
-    </w:p>
-    <w:p>
-      <w:r>
-        <w:t xml:space="preserve">             Source_Server_Id: 1</w:t>
-      </w:r>
-    </w:p>
-    <w:p>
-      <w:r>
-        <w:t xml:space="preserve">                  Source_UUID: 3853e778-b67f-11f1-a364-f6087dfc32ec</w:t>
-      </w:r>
-    </w:p>
-    <w:p>
-      <w:r>
-        <w:t xml:space="preserve">             Source_Info_File: mysql.slave_master_info</w:t>
-      </w:r>
-    </w:p>
-    <w:p>
-      <w:r>
-        <w:t xml:space="preserve">                    SQL_Delay: 0</w:t>
-      </w:r>
-    </w:p>
-    <w:p>
-      <w:r>
-        <w:t xml:space="preserve">          SQL_Remaining_Delay: NULL</w:t>
-      </w:r>
-    </w:p>
-    <w:p>
-      <w:r>
-        <w:t xml:space="preserve">    Replica_SQL_Running_State: Replica has read all relay log; waiting for more updates</w:t>
-      </w:r>
-    </w:p>
-    <w:p>
-      <w:r>
-        <w:t xml:space="preserve">           Source_Retry_Count: 86400</w:t>
-      </w:r>
-    </w:p>
-    <w:p>
-      <w:r>
-        <w:t xml:space="preserve">                  Source_Bind:</w:t>
-      </w:r>
-    </w:p>
-    <w:p>
-      <w:r>
-        <w:t xml:space="preserve">      Last_IO_Error_Timestamp:</w:t>
-      </w:r>
-    </w:p>
-    <w:p>
-      <w:r>
-        <w:lastRenderedPageBreak/>
-        <w:t xml:space="preserve">     Last_SQL_Error_Timestamp:</w:t>
-      </w:r>
-    </w:p>
-    <w:p>
-      <w:r>
-        <w:t xml:space="preserve">               Source_SSL_Crl:</w:t>
-      </w:r>
-    </w:p>
-    <w:p>
-      <w:r>
-        <w:t xml:space="preserve">           Source_SSL_Crlpath:</w:t>
-      </w:r>
-    </w:p>
-    <w:p>
-      <w:r>
-        <w:t xml:space="preserve">           Retrieved_Gtid_Set:</w:t>
-      </w:r>
-    </w:p>
-    <w:p>
-      <w:r>
-        <w:t xml:space="preserve">            Executed_Gtid_Set:</w:t>
-      </w:r>
-    </w:p>
-    <w:p>
-      <w:r>
-        <w:t xml:space="preserve">                Auto_Position: 0</w:t>
-      </w:r>
-    </w:p>
-    <w:p>
-      <w:r>
-        <w:t xml:space="preserve">         Replicate_Rewrite_DB:</w:t>
-      </w:r>
-    </w:p>
-    <w:p>
-      <w:r>
-        <w:t xml:space="preserve">                 Channel_Name:</w:t>
-      </w:r>
-    </w:p>
-    <w:p>
-      <w:r>
-        <w:t xml:space="preserve">           Source_TLS_Version:</w:t>
-      </w:r>
-    </w:p>
-    <w:p>
-      <w:r>
-        <w:t xml:space="preserve">       Source_public_key_path:</w:t>
-      </w:r>
-    </w:p>
-    <w:p>
-      <w:r>
-        <w:t xml:space="preserve">        Get_Source_public_key: 1</w:t>
-      </w:r>
-    </w:p>
-    <w:p>
-      <w:r>
-        <w:t xml:space="preserve">            Network_Namespace:</w:t>
-      </w:r>
-    </w:p>
-    <w:p/>
-    <w:p>
-      <w:r>
-        <w:t>D:\STIS SEM 6\KSI\ksi-akhir\project-kelompok4&gt;docker exec db-master mysql -h 127.0.0.1 -P 3306 -u app_user -pAppPass123! -e "SELECT id, nama, tanggal_lahir FROM klinik_db.pasien;"</w:t>
-      </w:r>
-    </w:p>
-    <w:p>
-      <w:r>
-        <w:t>mysql: [Warning] Using a password on the command line interface can be insecure.</w:t>
-      </w:r>
-    </w:p>
-    <w:p>
-      <w:r>
-        <w:t>id      nama    tanggal_lahir</w:t>
-      </w:r>
-    </w:p>
-    <w:p>
-      <w:r>
-        <w:t>1       Ahmad Fauzi     1990-05-15</w:t>
-      </w:r>
-    </w:p>
-    <w:p>
-      <w:r>
-        <w:t>2       Siti Rahayu     1985-08-22</w:t>
-      </w:r>
-    </w:p>
-    <w:p>
-      <w:r>
-        <w:t>3       Budi Santoso    1995-12-01</w:t>
-      </w:r>
-    </w:p>
-    <w:p>
-      <w:r>
-        <w:t>4       Pasien Uji HA   1992-04-12</w:t>
-      </w:r>
-    </w:p>
-    <w:p/>
-    <w:p>
-      <w:r>
-        <w:t>D:\STIS SEM 6\KSI\ksi-akhir\project-kelompok4&gt;docker exec db-master mysql -h 127.0.0.1 -P 3306 -u app_user -pAppPass123! -e "USE klinik_db; SET @input = '\'' OR ''1''=''1'' -- '; SET @q = CONCAT('SELECT id, nama FROM pasien WHERE nama = ''', @input, ''''); PREPARE s FROM @q; EXECUTE s; DEALLOCATE PREPARE s;"</w:t>
-      </w:r>
-    </w:p>
-    <w:p>
-      <w:r>
-        <w:t>mysql: [Warning] Using a password on the command line interface can be insecure.</w:t>
-      </w:r>
-    </w:p>
-    <w:p>
-      <w:r>
-        <w:t>ERROR 1064 (42000) at line 1: You have an error in your SQL syntax; check the manual that corresponds to your MySQL server version for the right syntax to use near '1''=''1''' at line 1</w:t>
-      </w:r>
-    </w:p>
-    <w:p/>
-    <w:p>
-      <w:r>
-        <w:t>D:\STIS SEM 6\KSI\ksi-akhir\project-kelompok4&gt;docker exec db-master mysql -h 127.0.0.1 -P 3306 -u app_user -pAppPass123! -e "SELECT id, nama, tanggal_lahir FROM klinik_db.pasien;"</w:t>
-      </w:r>
-    </w:p>
-    <w:p>
-      <w:r>
-        <w:t>mysql: [Warning] Using a password on the command line interface can be insecure.</w:t>
-      </w:r>
-    </w:p>
-    <w:p>
-      <w:r>
-        <w:lastRenderedPageBreak/>
-        <w:t>id      nama    tanggal_lahir</w:t>
-      </w:r>
-    </w:p>
-    <w:p>
-      <w:r>
-        <w:t>1       Ahmad Fauzi     1990-05-15</w:t>
-      </w:r>
-    </w:p>
-    <w:p>
-      <w:r>
-        <w:t>2       Siti Rahayu     1985-08-22</w:t>
-      </w:r>
-    </w:p>
-    <w:p>
-      <w:r>
-        <w:t>3       Budi Santoso    1995-12-01</w:t>
-      </w:r>
-    </w:p>
-    <w:p>
-      <w:r>
-        <w:t>4       Pasien Uji HA   1992-04-12</w:t>
-      </w:r>
-    </w:p>
-    <w:p/>
-    <w:p>
-      <w:r>
-        <w:t>D:\STIS SEM 6\KSI\ksi-akhir\project-kelompok4&gt;docker exec -i db-master mysql -h 127.0.0.1 -P 3306 -u app_user -pAppPass123! &lt; sql\skenario2-attack.sql</w:t>
-      </w:r>
-    </w:p>
-    <w:p>
-      <w:r>
-        <w:t>mysql: [Warning] Using a password on the command line interface can be insecure.</w:t>
-      </w:r>
-    </w:p>
-    <w:p>
-      <w:r>
-        <w:t>info</w:t>
-      </w:r>
-    </w:p>
-    <w:p>
-      <w:r>
-        <w:t>=== QUERY RENTAN YANG TERBENTUK ===</w:t>
-      </w:r>
-    </w:p>
-    <w:p>
-      <w:r>
-        <w:t>query_yang_dieksekusi</w:t>
-      </w:r>
-    </w:p>
-    <w:p>
-      <w:r>
-        <w:t>SELECT id, nama, tanggal_lahir FROM pasien WHERE nama = '' OR '1'='1' -- '</w:t>
-      </w:r>
-    </w:p>
-    <w:p>
-      <w:r>
-        <w:t>info</w:t>
-      </w:r>
-    </w:p>
-    <w:p>
-      <w:r>
-        <w:t>=== HASIL EKSEKUSI (DATA BOCOR) ===</w:t>
-      </w:r>
-    </w:p>
-    <w:p>
-      <w:r>
-        <w:t>id      nama    tanggal_lahir</w:t>
-      </w:r>
-    </w:p>
-    <w:p>
-      <w:r>
-        <w:t>1       Ahmad Fauzi     1990-05-15</w:t>
-      </w:r>
-    </w:p>
-    <w:p>
-      <w:r>
-        <w:t>2       Siti Rahayu     1985-08-22</w:t>
-      </w:r>
-    </w:p>
-    <w:p>
-      <w:r>
-        <w:t>3       Budi Santoso    1995-12-01</w:t>
-      </w:r>
-    </w:p>
-    <w:p>
-      <w:r>
-        <w:t>4       Pasien Uji HA   1992-04-12</w:t>
-      </w:r>
-    </w:p>
-    <w:p/>
-    <w:p>
-      <w:r>
-        <w:t>D:\STIS SEM 6\KSI\ksi-akhir\project-kelompok4&gt;docker exec db-master mysql -h 127.0.0.1 -P 3306 -u app_user -pAppPass123! -e "USE klinik_db; SET @input = '1 OR 1=1'; SET @q = CONCAT('SELECT id, pasien_id, diagnosa, resep FROM rekam_medis WHERE pasien_id = ', @input); PREPARE s FROM @q; EXECUTE s; DEALLOCATE PREPARE s;"</w:t>
-      </w:r>
-    </w:p>
-    <w:p>
-      <w:r>
-        <w:t>mysql: [Warning] Using a password on the command line interface can be insecure.</w:t>
-      </w:r>
-    </w:p>
-    <w:p>
-      <w:r>
-        <w:t>id      pasien_id       diagnosa        resep</w:t>
-      </w:r>
-    </w:p>
-    <w:p>
-      <w:r>
-        <w:t>1       1       Hipertensi ringan       Amlodipine 5mg 1x1</w:t>
-      </w:r>
-    </w:p>
-    <w:p>
-      <w:r>
-        <w:t>2       2       Diabetes tipe 2 Metformin 500mg 2x1</w:t>
-      </w:r>
-    </w:p>
-    <w:p>
-      <w:r>
-        <w:t>3       3       ISPA    Amoxicillin 500mg 3x1</w:t>
-      </w:r>
-    </w:p>
-    <w:p/>
-    <w:p>
-      <w:r>
-        <w:lastRenderedPageBreak/>
-        <w:t>D:\STIS SEM 6\KSI\ksi-akhir\project-kelompok4&gt;docker exec db-master mysql -h 127.0.0.1 -P 3306 -u app_user -pAppPass123! -e "USE klinik_db; PREPARE s FROM 'SELECT id, nama FROM pasien WHERE nama = ?'; SET @payload = '\'' OR ''1''=''1'' -- '; EXECUTE s USING @payload; DEALLOCATE PREPARE s;"</w:t>
-      </w:r>
-    </w:p>
-    <w:p>
-      <w:r>
-        <w:t>mysql: [Warning] Using a password on the command line interface can be insecure.</w:t>
-      </w:r>
-    </w:p>
-    <w:p>
-      <w:r>
-        <w:t>ERROR 1064 (42000) at line 1: You have an error in your SQL syntax; check the manual that corresponds to your MySQL server version for the right syntax to use near '1''=''1''' at line 1</w:t>
-      </w:r>
-    </w:p>
-    <w:p/>
-    <w:p>
-      <w:r>
-        <w:t>D:\STIS SEM 6\KSI\ksi-akhir\project-kelompok4&gt;docker exec -i db-master mysql -h 127.0.0.1 -P 3306 -u app_user -pAppPass123! &lt; sql\skenario2-mitigation.sql</w:t>
-      </w:r>
-    </w:p>
-    <w:p>
-      <w:r>
-        <w:t>mysql: [Warning] Using a password on the command line interface can be insecure.</w:t>
-      </w:r>
-    </w:p>
-    <w:p>
-      <w:r>
-        <w:t>info</w:t>
-      </w:r>
-    </w:p>
-    <w:p>
-      <w:r>
-        <w:t>=== MITIGASI: PREPARED STATEMENT DENGAN PARAMETER ? ===</w:t>
-      </w:r>
-    </w:p>
-    <w:p>
-      <w:r>
-        <w:t>payload_yang_dicoba</w:t>
-      </w:r>
-    </w:p>
-    <w:p>
-      <w:r>
-        <w:t>' OR '1'='1' --</w:t>
-      </w:r>
-    </w:p>
-    <w:p>
-      <w:r>
-        <w:t>info</w:t>
-      </w:r>
-    </w:p>
-    <w:p>
-      <w:r>
-        <w:t>=== HASIL EKSEKUSI (SERANGAN GAGAL) ===</w:t>
-      </w:r>
-    </w:p>
-    <w:p/>
-    <w:p>
-      <w:r>
-        <w:t>D:\STIS SEM 6\KSI\ksi-akhir\project-kelompok4&gt;docker exec db-master mysql -h 127.0.0.1 -P 3306 -u app_user -pAppPass123! --ssl-mode=DISABLED -e "SELECT 1;"</w:t>
-      </w:r>
-    </w:p>
-    <w:p>
-      <w:r>
-        <w:t>mysql: [Warning] Using a password on the command line interface can be insecure.</w:t>
-      </w:r>
-    </w:p>
-    <w:p>
-      <w:r>
-        <w:t>1</w:t>
-      </w:r>
-    </w:p>
-    <w:p>
-      <w:r>
-        <w:t>1</w:t>
-      </w:r>
-    </w:p>
-    <w:p/>
-    <w:p>
-      <w:r>
-        <w:t>D:\STIS SEM 6\KSI\ksi-akhir\project-kelompok4&gt;docker exec db-master mysql -u root -pRootPass123! -e "SET GLOBAL require_secure_transport=ON;"</w:t>
-      </w:r>
-    </w:p>
-    <w:p>
-      <w:r>
-        <w:t>mysql: [Warning] Using a password on the command line interface can be insecure.</w:t>
-      </w:r>
-    </w:p>
-    <w:p/>
-    <w:p>
-      <w:r>
-        <w:t>D:\STIS SEM 6\KSI\ksi-akhir\project-kelompok4&gt;docker exec db-master mysql -h 127.0.0.1 -P 3306 -u app_user -pAppPass123! --ssl-mode=DISABLED -e "SELECT 1;"</w:t>
-      </w:r>
-    </w:p>
-    <w:p>
-      <w:r>
-        <w:t>mysql: [Warning] Using a password on the command line interface can be insecure.</w:t>
-      </w:r>
-    </w:p>
-    <w:p>
-      <w:r>
-        <w:t>ERROR 3159 (HY000): Connections using insecure transport are prohibited while --require_secure_transport=ON.</w:t>
-      </w:r>
-    </w:p>
-    <w:p/>
-    <w:p>
-      <w:r>
-        <w:lastRenderedPageBreak/>
-        <w:t>D:\STIS SEM 6\KSI\ksi-akhir\project-kelompok4&gt;docker exec db-master mysql -h 127.0.0.1 -P 3306 -u app_user -pAppPass123! -e "SHOW STATUS LIKE 'Ssl_cipher'; SHOW STATUS LIKE 'Ssl_version';"</w:t>
-      </w:r>
-    </w:p>
-    <w:p>
-      <w:r>
-        <w:t>mysql: [Warning] Using a password on the command line interface can be insecure.</w:t>
-      </w:r>
-    </w:p>
-    <w:p>
-      <w:r>
-        <w:t>Variable_name   Value</w:t>
-      </w:r>
-    </w:p>
-    <w:p>
-      <w:r>
-        <w:t>Ssl_cipher      TLS_AES_256_GCM_SHA384</w:t>
-      </w:r>
-    </w:p>
-    <w:p>
-      <w:r>
-        <w:t>Variable_name   Value</w:t>
-      </w:r>
-    </w:p>
-    <w:p>
-      <w:r>
-        <w:t>Ssl_version     TLSv1.3</w:t>
-      </w:r>
-    </w:p>
-    <w:p/>
-    <w:p>
-      <w:r>
-        <w:t>D:\STIS SEM 6\KSI\ksi-akhir\project-kelompok4&gt;docker exec db-master mysql -h 127.0.0.1 -P 3306 -u root -pRootPass123! -e "SELECT id, nama, HEX(nik_encrypted) AS nik_ciphertext FROM klinik_db.pasien WHERE nik_encrypted IS NOT NULL;"</w:t>
-      </w:r>
-    </w:p>
-    <w:p>
-      <w:r>
-        <w:t>mysql: [Warning] Using a password on the command line interface can be insecure.</w:t>
-      </w:r>
-    </w:p>
-    <w:p>
-      <w:r>
-        <w:t>id      nama    nik_ciphertext</w:t>
-      </w:r>
-    </w:p>
-    <w:p>
-      <w:r>
-        <w:t>1       Ahmad Fauzi     38E28154D3D083D26EB5EF3264DBA0688E2929AE0A285859CBC9FAA05F94DC24</w:t>
-      </w:r>
-    </w:p>
-    <w:p>
-      <w:r>
-        <w:t>2       Siti Rahayu     A903741B44D4CF8BA0E066D8C04059A98E2929AE0A285859CBC9FAA05F94DC24</w:t>
-      </w:r>
-    </w:p>
-    <w:p>
-      <w:r>
-        <w:t>3       Budi Santoso    70259CE7AD296445A953A32FE583CDCD8E2929AE0A285859CBC9FAA05F94DC24</w:t>
-      </w:r>
-    </w:p>
-    <w:p/>
-    <w:p>
-      <w:r>
-        <w:t>D:\STIS SEM 6\KSI\ksi-akhir\project-kelompok4&gt;docker exec db-master mysql -h 127.0.0.1 -P 3306 -u root -pRootPass123! -e "SELECT id, nama, HEX(nik_encrypted) AS nik_ciphertext FROM klinik_db.pasien WHERE nik_encrypted IS NOT NULL;"</w:t>
-      </w:r>
-    </w:p>
-    <w:p>
-      <w:r>
-        <w:t>mysql: [Warning] Using a password on the command line interface can be insecure.</w:t>
-      </w:r>
-    </w:p>
-    <w:p>
-      <w:r>
-        <w:t>id      nama    nik_ciphertext</w:t>
-      </w:r>
-    </w:p>
-    <w:p>
-      <w:r>
-        <w:t>1       Ahmad Fauzi     38E28154D3D083D26EB5EF3264DBA0688E2929AE0A285859CBC9FAA05F94DC24</w:t>
-      </w:r>
-    </w:p>
-    <w:p>
-      <w:r>
-        <w:t>2       Siti Rahayu     A903741B44D4CF8BA0E066D8C04059A98E2929AE0A285859CBC9FAA05F94DC24</w:t>
-      </w:r>
-    </w:p>
-    <w:p>
-      <w:r>
-        <w:t>3       Budi Santoso    70259CE7AD296445A953A32FE583CDCD8E2929AE0A285859CBC9FAA05F94DC24</w:t>
-      </w:r>
-    </w:p>
-    <w:p/>
-    <w:p>
-      <w:r>
-        <w:t>D:\STIS SEM 6\KSI\ksi-akhir\project-kelompok4&gt;docker exec db-master mysql -h 127.0.0.1 -P 3306 -u root -pRootPass123! -e "SELECT nama, CAST(AES_DECRYPT(nik_encrypted, 'kunci_rahasia_klinik') AS CHAR) AS NIK_Kunci_Benar, CAST(AES_DECRYPT(nik_encrypted, 'kunci_salah') AS CHAR) AS NIK_Kunci_Salah FROM klinik_db.pasien WHERE nik_encrypted IS NOT NULL;"</w:t>
-      </w:r>
-    </w:p>
-    <w:p>
-      <w:r>
-        <w:t>mysql: [Warning] Using a password on the command line interface can be insecure.</w:t>
-      </w:r>
-    </w:p>
-    <w:p>
-      <w:r>
-        <w:lastRenderedPageBreak/>
-        <w:t>nama    NIK_Kunci_Benar NIK_Kunci_Salah</w:t>
-      </w:r>
-    </w:p>
-    <w:p>
-      <w:r>
-        <w:t>Ahmad Fauzi     3201234567890001        NULL</w:t>
-      </w:r>
-    </w:p>
-    <w:p>
-      <w:r>
-        <w:t>Siti Rahayu     3209876543210002        NULL</w:t>
-      </w:r>
-    </w:p>
-    <w:p>
-      <w:r>
-        <w:t>Budi Santoso    3201122334455003        NULL</w:t>
-      </w:r>
-    </w:p>
-    <w:p/>
-    <w:p>
-      <w:r>
-        <w:t>D:\STIS SEM 6\KSI\ksi-akhir\project-kelompok4&gt;docker exec db-master mysql -h 127.0.0.1 -P 3306 -u app_user -pAppPass123! -e "SHOW STATUS WHERE Variable_name IN ('Ssl_version', 'Ssl_cipher', 'Ssl_session_cache_mode', 'Ssl_default_timeout');"</w:t>
-      </w:r>
-    </w:p>
-    <w:p>
-      <w:r>
-        <w:t>mysql: [Warning] Using a password on the command line interface can be insecure.</w:t>
-      </w:r>
-    </w:p>
-    <w:p>
-      <w:r>
-        <w:t>Variable_name   Value</w:t>
-      </w:r>
-    </w:p>
-    <w:p>
-      <w:r>
-        <w:t>Ssl_cipher      TLS_AES_256_GCM_SHA384</w:t>
-      </w:r>
-    </w:p>
-    <w:p>
-      <w:r>
-        <w:t>Ssl_default_timeout     7200</w:t>
-      </w:r>
-    </w:p>
-    <w:p>
-      <w:r>
-        <w:t>Ssl_session_cache_mode  SERVER</w:t>
-      </w:r>
-    </w:p>
-    <w:p>
-      <w:r>
-        <w:t>Ssl_version     TLSv1.3</w:t>
-      </w:r>
-    </w:p>
-    <w:p/>
-    <w:p>
-      <w:r>
-        <w:t>D:\STIS SEM 6\KSI\ksi-akhir\project-kelompok4&gt;docker exec db-master mysql -h 127.0.0.1 -P 3306 -u root -pRootPass123! -e "SHOW VARIABLES LIKE 'require_secure_transport';"</w:t>
-      </w:r>
-    </w:p>
-    <w:p>
-      <w:r>
-        <w:t>mysql: [Warning] Using a password on the command line interface can be insecure.</w:t>
-      </w:r>
-    </w:p>
-    <w:p>
-      <w:r>
-        <w:t>Variable_name   Value</w:t>
-      </w:r>
-    </w:p>
-    <w:p>
-      <w:r>
-        <w:t>require_secure_transport        ON</w:t>
-      </w:r>
-    </w:p>
-    <w:p/>
-    <w:p>
-      <w:r>
-        <w:t>D:\STIS SEM 6\KSI\ksi-akhir\project-kelompok4&gt;docker exec db-master mysql -h 127.0.0.1 -P 3306 -u read_only -pReadOnly123! -e "SELECT id, nama, alamat FROM klinik_db.pasien LIMIT 3;"</w:t>
-      </w:r>
-    </w:p>
-    <w:p>
-      <w:r>
-        <w:t>mysql: [Warning] Using a password on the command line interface can be insecure.</w:t>
-      </w:r>
-    </w:p>
-    <w:p>
-      <w:r>
-        <w:t>ERROR 1045 (28000): Access denied for user 'read_only'@'127.0.0.1' (using password: YES)</w:t>
-      </w:r>
-    </w:p>
-    <w:p/>
-    <w:p>
-      <w:r>
-        <w:t>D:\STIS SEM 6\KSI\ksi-akhir\project-kelompok4&gt;docker exec db-master mysql -h 127.0.0.1 -P 3306 -u read_only -pReadOnly123! -e "SELECT id, nama, alamat FROM klinik_db.pasien LIMIT 3;"</w:t>
-      </w:r>
-    </w:p>
-    <w:p>
-      <w:r>
-        <w:t>mysql: [Warning] Using a password on the command line interface can be insecure.</w:t>
-      </w:r>
-    </w:p>
-    <w:p>
-      <w:r>
-        <w:t>ERROR 1045 (28000): Access denied for user 'read_only'@'127.0.0.1' (using password: YES)</w:t>
-      </w:r>
-    </w:p>
-    <w:p/>
-    <w:p>
-      <w:r>
-        <w:t>D:\STIS SEM 6\KSI\ksi-akhir\project-kelompok4&gt;docker exec db-master mysql -h 127.0.0.1 -P 3306 -u app_user -pAppPass123! -e "INSERT INTO klinik_db.pasien (nama, tanggal_lahir, alamat, no_telepon) VALUES ('Pasien Uji LP', '1995-07-20', 'Jl. Salemba Raya', '081399887766');"</w:t>
       </w:r>
     </w:p>
     <w:p>
@@ -4751,6 +3503,1317 @@
         <w:t>mysql: [Warning] Using a password on the command line interface can be insecure.</w:t>
       </w:r>
     </w:p>
+    <w:p>
+      <w:r>
+        <w:t>*************************** 1. row ***************************</w:t>
+      </w:r>
+    </w:p>
+    <w:p>
+      <w:r>
+        <w:t xml:space="preserve">             File: mysql-bin.000003</w:t>
+      </w:r>
+    </w:p>
+    <w:p>
+      <w:r>
+        <w:t xml:space="preserve">         Position: 157</w:t>
+      </w:r>
+    </w:p>
+    <w:p>
+      <w:r>
+        <w:t xml:space="preserve">     Binlog_Do_DB: klinik_db</w:t>
+      </w:r>
+    </w:p>
+    <w:p>
+      <w:r>
+        <w:t xml:space="preserve"> Binlog_Ignore_DB:</w:t>
+      </w:r>
+    </w:p>
+    <w:p>
+      <w:r>
+        <w:t>Executed_Gtid_Set:</w:t>
+      </w:r>
+    </w:p>
+    <w:p/>
+    <w:p>
+      <w:r>
+        <w:t>D:\STIS SEM 6\KSI\ksi-akhir\project-kelompok4&gt;docker exec db-slave mysql -u root -pRootPass123! -e "STOP REPLICA; RESET REPLICA; CHANGE REPLICATION SOURCE TO SOURCE_HOST='db-master', SOURCE_USER='replicator', SOURCE_PASSWORD='ReplPass123!', SOURCE_LOG_FILE='mysql-bin.000003', SOURCE_LOG_POS=157, GET_SOURCE_PUBLIC_KEY=1; START REPLICA;"</w:t>
+      </w:r>
+    </w:p>
+    <w:p>
+      <w:r>
+        <w:t>mysql: [Warning] Using a password on the command line interface can be insecure.</w:t>
+      </w:r>
+    </w:p>
+    <w:p/>
+    <w:p>
+      <w:r>
+        <w:t>D:\STIS SEM 6\KSI\ksi-akhir\project-kelompok4&gt;docker exec db-slave mysql -u root -pRootPass123! -e "STOP REPLICA; RESET REPLICA; CHANGE REPLICATION SOURCE TO SOURCE_HOST='db-master', SOURCE_USER='replicator', SOURCE_PASSWORD='ReplPass123!', SOURCE_LOG_FILE='mysql-bin.000003', SOURCE_LOG_POS=157, GET_SOURCE_PUBLIC_KEY=1; START REPLICA;"</w:t>
+      </w:r>
+    </w:p>
+    <w:p>
+      <w:r>
+        <w:t>mysql: [Warning] Using a password on the command line interface can be insecure.</w:t>
+      </w:r>
+    </w:p>
+    <w:p/>
+    <w:p>
+      <w:r>
+        <w:t>D:\STIS SEM 6\KSI\ksi-akhir\project-kelompok4&gt;docker exec db-slave mysql -u root -pRootPass123! -e "SHOW REPLICA STATUS\G"</w:t>
+      </w:r>
+    </w:p>
+    <w:p>
+      <w:r>
+        <w:t>mysql: [Warning] Using a password on the command line interface can be insecure.</w:t>
+      </w:r>
+    </w:p>
+    <w:p>
+      <w:r>
+        <w:t>*************************** 1. row ***************************</w:t>
+      </w:r>
+    </w:p>
+    <w:p>
+      <w:r>
+        <w:t xml:space="preserve">             Replica_IO_State: Waiting for source to send event</w:t>
+      </w:r>
+    </w:p>
+    <w:p>
+      <w:r>
+        <w:t xml:space="preserve">                  Source_Host: db-master</w:t>
+      </w:r>
+    </w:p>
+    <w:p>
+      <w:r>
+        <w:t xml:space="preserve">                  Source_User: replicator</w:t>
+      </w:r>
+    </w:p>
+    <w:p>
+      <w:r>
+        <w:t xml:space="preserve">                  Source_Port: 3306</w:t>
+      </w:r>
+    </w:p>
+    <w:p>
+      <w:r>
+        <w:t xml:space="preserve">                Connect_Retry: 60</w:t>
+      </w:r>
+    </w:p>
+    <w:p>
+      <w:r>
+        <w:t xml:space="preserve">              Source_Log_File: mysql-bin.000003</w:t>
+      </w:r>
+    </w:p>
+    <w:p>
+      <w:r>
+        <w:t xml:space="preserve">          Read_Source_Log_Pos: 157</w:t>
+      </w:r>
+    </w:p>
+    <w:p>
+      <w:r>
+        <w:t xml:space="preserve">               Relay_Log_File: 83276e418d88-relay-bin.000002</w:t>
+      </w:r>
+    </w:p>
+    <w:p>
+      <w:r>
+        <w:t xml:space="preserve">                Relay_Log_Pos: 326</w:t>
+      </w:r>
+    </w:p>
+    <w:p>
+      <w:r>
+        <w:t xml:space="preserve">        Relay_Source_Log_File: mysql-bin.000003</w:t>
+      </w:r>
+    </w:p>
+    <w:p>
+      <w:r>
+        <w:lastRenderedPageBreak/>
+        <w:t xml:space="preserve">           Replica_IO_Running: Yes</w:t>
+      </w:r>
+    </w:p>
+    <w:p>
+      <w:r>
+        <w:t xml:space="preserve">          Replica_SQL_Running: Yes</w:t>
+      </w:r>
+    </w:p>
+    <w:p>
+      <w:r>
+        <w:t xml:space="preserve">              Replicate_Do_DB:</w:t>
+      </w:r>
+    </w:p>
+    <w:p>
+      <w:r>
+        <w:t xml:space="preserve">          Replicate_Ignore_DB:</w:t>
+      </w:r>
+    </w:p>
+    <w:p>
+      <w:r>
+        <w:t xml:space="preserve">           Replicate_Do_Table:</w:t>
+      </w:r>
+    </w:p>
+    <w:p>
+      <w:r>
+        <w:t xml:space="preserve">       Replicate_Ignore_Table:</w:t>
+      </w:r>
+    </w:p>
+    <w:p>
+      <w:r>
+        <w:t xml:space="preserve">      Replicate_Wild_Do_Table:</w:t>
+      </w:r>
+    </w:p>
+    <w:p>
+      <w:r>
+        <w:t xml:space="preserve">  Replicate_Wild_Ignore_Table:</w:t>
+      </w:r>
+    </w:p>
+    <w:p>
+      <w:r>
+        <w:t xml:space="preserve">                   Last_Errno: 0</w:t>
+      </w:r>
+    </w:p>
+    <w:p>
+      <w:r>
+        <w:t xml:space="preserve">                   Last_Error:</w:t>
+      </w:r>
+    </w:p>
+    <w:p>
+      <w:r>
+        <w:t xml:space="preserve">                 Skip_Counter: 0</w:t>
+      </w:r>
+    </w:p>
+    <w:p>
+      <w:r>
+        <w:t xml:space="preserve">          Exec_Source_Log_Pos: 157</w:t>
+      </w:r>
+    </w:p>
+    <w:p>
+      <w:r>
+        <w:t xml:space="preserve">              Relay_Log_Space: 543</w:t>
+      </w:r>
+    </w:p>
+    <w:p>
+      <w:r>
+        <w:t xml:space="preserve">              Until_Condition: None</w:t>
+      </w:r>
+    </w:p>
+    <w:p>
+      <w:r>
+        <w:t xml:space="preserve">               Until_Log_File:</w:t>
+      </w:r>
+    </w:p>
+    <w:p>
+      <w:r>
+        <w:t xml:space="preserve">                Until_Log_Pos: 0</w:t>
+      </w:r>
+    </w:p>
+    <w:p>
+      <w:r>
+        <w:t xml:space="preserve">           Source_SSL_Allowed: No</w:t>
+      </w:r>
+    </w:p>
+    <w:p>
+      <w:r>
+        <w:t xml:space="preserve">           Source_SSL_CA_File:</w:t>
+      </w:r>
+    </w:p>
+    <w:p>
+      <w:r>
+        <w:t xml:space="preserve">           Source_SSL_CA_Path:</w:t>
+      </w:r>
+    </w:p>
+    <w:p>
+      <w:r>
+        <w:t xml:space="preserve">              Source_SSL_Cert:</w:t>
+      </w:r>
+    </w:p>
+    <w:p>
+      <w:r>
+        <w:t xml:space="preserve">            Source_SSL_Cipher:</w:t>
+      </w:r>
+    </w:p>
+    <w:p>
+      <w:r>
+        <w:t xml:space="preserve">               Source_SSL_Key:</w:t>
+      </w:r>
+    </w:p>
+    <w:p>
+      <w:r>
+        <w:t xml:space="preserve">        Seconds_Behind_Source: 0</w:t>
+      </w:r>
+    </w:p>
+    <w:p>
+      <w:r>
+        <w:t>Source_SSL_Verify_Server_Cert: No</w:t>
+      </w:r>
+    </w:p>
+    <w:p>
+      <w:r>
+        <w:t xml:space="preserve">                Last_IO_Errno: 0</w:t>
+      </w:r>
+    </w:p>
+    <w:p>
+      <w:r>
+        <w:t xml:space="preserve">                Last_IO_Error:</w:t>
+      </w:r>
+    </w:p>
+    <w:p>
+      <w:r>
+        <w:t xml:space="preserve">               Last_SQL_Errno: 0</w:t>
+      </w:r>
+    </w:p>
+    <w:p>
+      <w:r>
+        <w:t xml:space="preserve">               Last_SQL_Error:</w:t>
+      </w:r>
+    </w:p>
+    <w:p>
+      <w:r>
+        <w:t xml:space="preserve">  Replicate_Ignore_Server_Ids:</w:t>
+      </w:r>
+    </w:p>
+    <w:p>
+      <w:r>
+        <w:t xml:space="preserve">             Source_Server_Id: 1</w:t>
+      </w:r>
+    </w:p>
+    <w:p>
+      <w:r>
+        <w:t xml:space="preserve">                  Source_UUID: 3853e778-b67f-11f1-a364-f6087dfc32ec</w:t>
+      </w:r>
+    </w:p>
+    <w:p>
+      <w:r>
+        <w:lastRenderedPageBreak/>
+        <w:t xml:space="preserve">             Source_Info_File: mysql.slave_master_info</w:t>
+      </w:r>
+    </w:p>
+    <w:p>
+      <w:r>
+        <w:t xml:space="preserve">                    SQL_Delay: 0</w:t>
+      </w:r>
+    </w:p>
+    <w:p>
+      <w:r>
+        <w:t xml:space="preserve">          SQL_Remaining_Delay: NULL</w:t>
+      </w:r>
+    </w:p>
+    <w:p>
+      <w:r>
+        <w:t xml:space="preserve">    Replica_SQL_Running_State: Replica has read all relay log; waiting for more updates</w:t>
+      </w:r>
+    </w:p>
+    <w:p>
+      <w:r>
+        <w:t xml:space="preserve">           Source_Retry_Count: 86400</w:t>
+      </w:r>
+    </w:p>
+    <w:p>
+      <w:r>
+        <w:t xml:space="preserve">                  Source_Bind:</w:t>
+      </w:r>
+    </w:p>
+    <w:p>
+      <w:r>
+        <w:t xml:space="preserve">      Last_IO_Error_Timestamp:</w:t>
+      </w:r>
+    </w:p>
+    <w:p>
+      <w:r>
+        <w:t xml:space="preserve">     Last_SQL_Error_Timestamp:</w:t>
+      </w:r>
+    </w:p>
+    <w:p>
+      <w:r>
+        <w:t xml:space="preserve">               Source_SSL_Crl:</w:t>
+      </w:r>
+    </w:p>
+    <w:p>
+      <w:r>
+        <w:t xml:space="preserve">           Source_SSL_Crlpath:</w:t>
+      </w:r>
+    </w:p>
+    <w:p>
+      <w:r>
+        <w:t xml:space="preserve">           Retrieved_Gtid_Set:</w:t>
+      </w:r>
+    </w:p>
+    <w:p>
+      <w:r>
+        <w:t xml:space="preserve">            Executed_Gtid_Set:</w:t>
+      </w:r>
+    </w:p>
+    <w:p>
+      <w:r>
+        <w:t xml:space="preserve">                Auto_Position: 0</w:t>
+      </w:r>
+    </w:p>
+    <w:p>
+      <w:r>
+        <w:t xml:space="preserve">         Replicate_Rewrite_DB:</w:t>
+      </w:r>
+    </w:p>
+    <w:p>
+      <w:r>
+        <w:t xml:space="preserve">                 Channel_Name:</w:t>
+      </w:r>
+    </w:p>
+    <w:p>
+      <w:r>
+        <w:t xml:space="preserve">           Source_TLS_Version:</w:t>
+      </w:r>
+    </w:p>
+    <w:p>
+      <w:r>
+        <w:t xml:space="preserve">       Source_public_key_path:</w:t>
+      </w:r>
+    </w:p>
+    <w:p>
+      <w:r>
+        <w:t xml:space="preserve">        Get_Source_public_key: 1</w:t>
+      </w:r>
+    </w:p>
+    <w:p>
+      <w:r>
+        <w:t xml:space="preserve">            Network_Namespace:</w:t>
+      </w:r>
+    </w:p>
+    <w:p/>
+    <w:p>
+      <w:r>
+        <w:t>D:\STIS SEM 6\KSI\ksi-akhir\project-kelompok4&gt;docker exec db-master mysql -h haproxy -P 3300 -u app_user -pAppPass123! -e "INSERT INTO klinik_db.pasien (nama, tanggal_lahir, alamat, no_telepon) VALUES ('Pasien Uji HA', '1992-04-12', 'Jl. Matraman No. 12', '081234567890');"</w:t>
+      </w:r>
+    </w:p>
+    <w:p>
+      <w:r>
+        <w:t>mysql: [Warning] Using a password on the command line interface can be insecure.</w:t>
+      </w:r>
+    </w:p>
+    <w:p/>
+    <w:p>
+      <w:r>
+        <w:t>D:\STIS SEM 6\KSI\ksi-akhir\project-kelompok4&gt;docker exec db-slave mysql -u root -pRootPass123! -e "SELECT id, nama, alamat FROM klinik_db.pasien WHERE nama='Pasien Uji HA';"</w:t>
+      </w:r>
+    </w:p>
+    <w:p>
+      <w:r>
+        <w:t>mysql: [Warning] Using a password on the command line interface can be insecure.</w:t>
+      </w:r>
+    </w:p>
+    <w:p>
+      <w:r>
+        <w:t>id      nama    alamat</w:t>
+      </w:r>
+    </w:p>
+    <w:p>
+      <w:r>
+        <w:t>4       Pasien Uji HA   Jl. Matraman No. 12</w:t>
+      </w:r>
+    </w:p>
+    <w:p/>
+    <w:p>
+      <w:r>
+        <w:t>D:\STIS SEM 6\KSI\ksi-akhir\project-kelompok4&gt;docker stop db-master</w:t>
+      </w:r>
+    </w:p>
+    <w:p>
+      <w:r>
+        <w:lastRenderedPageBreak/>
+        <w:t>db-master</w:t>
+      </w:r>
+    </w:p>
+    <w:p/>
+    <w:p>
+      <w:r>
+        <w:t>D:\STIS SEM 6\KSI\ksi-akhir\project-kelompok4&gt;docker exec db-slave mysql -h haproxy -P 3300 -u app_user -pAppPass123! -e "SELECT id, nama FROM klinik_db.pasien LIMIT 3;"</w:t>
+      </w:r>
+    </w:p>
+    <w:p>
+      <w:r>
+        <w:t>mysql: [Warning] Using a password on the command line interface can be insecure.</w:t>
+      </w:r>
+    </w:p>
+    <w:p>
+      <w:r>
+        <w:t>id      nama</w:t>
+      </w:r>
+    </w:p>
+    <w:p>
+      <w:r>
+        <w:t>1       Ahmad Fauzi</w:t>
+      </w:r>
+    </w:p>
+    <w:p>
+      <w:r>
+        <w:t>2       Siti Rahayu</w:t>
+      </w:r>
+    </w:p>
+    <w:p>
+      <w:r>
+        <w:t>3       Budi Santoso</w:t>
+      </w:r>
+    </w:p>
+    <w:p/>
+    <w:p>
+      <w:r>
+        <w:t>D:\STIS SEM 6\KSI\ksi-akhir\project-kelompok4&gt;docker exec db-slave mysql -h haproxy -P 3300 -u app_user -pAppPass123! -e "INSERT INTO klinik_db.pasien (nama) VALUES ('Data Saat Master Down');"</w:t>
+      </w:r>
+    </w:p>
+    <w:p>
+      <w:r>
+        <w:t>mysql: [Warning] Using a password on the command line interface can be insecure.</w:t>
+      </w:r>
+    </w:p>
+    <w:p>
+      <w:r>
+        <w:t>ERROR 1290 (HY000) at line 1: The MySQL server is running with the --read-only option so it cannot execute this statement</w:t>
+      </w:r>
+    </w:p>
+    <w:p/>
+    <w:p>
+      <w:r>
+        <w:t>D:\STIS SEM 6\KSI\ksi-akhir\project-kelompok4&gt;docker start db-master</w:t>
+      </w:r>
+    </w:p>
+    <w:p>
+      <w:r>
+        <w:t>db-master</w:t>
+      </w:r>
+    </w:p>
+    <w:p/>
+    <w:p>
+      <w:r>
+        <w:t>D:\STIS SEM 6\KSI\ksi-akhir\project-kelompok4&gt;docker exec db-slave mysql -u root -pRootPass123! -e "SHOW REPLICA STATUS\G"</w:t>
+      </w:r>
+    </w:p>
+    <w:p>
+      <w:r>
+        <w:t>mysql: [Warning] Using a password on the command line interface can be insecure.</w:t>
+      </w:r>
+    </w:p>
+    <w:p>
+      <w:r>
+        <w:t>*************************** 1. row ***************************</w:t>
+      </w:r>
+    </w:p>
+    <w:p>
+      <w:r>
+        <w:t xml:space="preserve">             Replica_IO_State: Waiting for source to send event</w:t>
+      </w:r>
+    </w:p>
+    <w:p>
+      <w:r>
+        <w:t xml:space="preserve">                  Source_Host: db-master</w:t>
+      </w:r>
+    </w:p>
+    <w:p>
+      <w:r>
+        <w:t xml:space="preserve">                  Source_User: replicator</w:t>
+      </w:r>
+    </w:p>
+    <w:p>
+      <w:r>
+        <w:t xml:space="preserve">                  Source_Port: 3306</w:t>
+      </w:r>
+    </w:p>
+    <w:p>
+      <w:r>
+        <w:t xml:space="preserve">                Connect_Retry: 60</w:t>
+      </w:r>
+    </w:p>
+    <w:p>
+      <w:r>
+        <w:t xml:space="preserve">              Source_Log_File: mysql-bin.000004</w:t>
+      </w:r>
+    </w:p>
+    <w:p>
+      <w:r>
+        <w:t xml:space="preserve">          Read_Source_Log_Pos: 157</w:t>
+      </w:r>
+    </w:p>
+    <w:p>
+      <w:r>
+        <w:t xml:space="preserve">               Relay_Log_File: 83276e418d88-relay-bin.000004</w:t>
+      </w:r>
+    </w:p>
+    <w:p>
+      <w:r>
+        <w:t xml:space="preserve">                Relay_Log_Pos: 373</w:t>
+      </w:r>
+    </w:p>
+    <w:p>
+      <w:r>
+        <w:lastRenderedPageBreak/>
+        <w:t xml:space="preserve">        Relay_Source_Log_File: mysql-bin.000004</w:t>
+      </w:r>
+    </w:p>
+    <w:p>
+      <w:r>
+        <w:t xml:space="preserve">           Replica_IO_Running: Yes</w:t>
+      </w:r>
+    </w:p>
+    <w:p>
+      <w:r>
+        <w:t xml:space="preserve">          Replica_SQL_Running: Yes</w:t>
+      </w:r>
+    </w:p>
+    <w:p>
+      <w:r>
+        <w:t xml:space="preserve">              Replicate_Do_DB:</w:t>
+      </w:r>
+    </w:p>
+    <w:p>
+      <w:r>
+        <w:t xml:space="preserve">          Replicate_Ignore_DB:</w:t>
+      </w:r>
+    </w:p>
+    <w:p>
+      <w:r>
+        <w:t xml:space="preserve">           Replicate_Do_Table:</w:t>
+      </w:r>
+    </w:p>
+    <w:p>
+      <w:r>
+        <w:t xml:space="preserve">       Replicate_Ignore_Table:</w:t>
+      </w:r>
+    </w:p>
+    <w:p>
+      <w:r>
+        <w:t xml:space="preserve">      Replicate_Wild_Do_Table:</w:t>
+      </w:r>
+    </w:p>
+    <w:p>
+      <w:r>
+        <w:t xml:space="preserve">  Replicate_Wild_Ignore_Table:</w:t>
+      </w:r>
+    </w:p>
+    <w:p>
+      <w:r>
+        <w:t xml:space="preserve">                   Last_Errno: 0</w:t>
+      </w:r>
+    </w:p>
+    <w:p>
+      <w:r>
+        <w:t xml:space="preserve">                   Last_Error:</w:t>
+      </w:r>
+    </w:p>
+    <w:p>
+      <w:r>
+        <w:t xml:space="preserve">                 Skip_Counter: 0</w:t>
+      </w:r>
+    </w:p>
+    <w:p>
+      <w:r>
+        <w:t xml:space="preserve">          Exec_Source_Log_Pos: 157</w:t>
+      </w:r>
+    </w:p>
+    <w:p>
+      <w:r>
+        <w:t xml:space="preserve">              Relay_Log_Space: 759</w:t>
+      </w:r>
+    </w:p>
+    <w:p>
+      <w:r>
+        <w:t xml:space="preserve">              Until_Condition: None</w:t>
+      </w:r>
+    </w:p>
+    <w:p>
+      <w:r>
+        <w:t xml:space="preserve">               Until_Log_File:</w:t>
+      </w:r>
+    </w:p>
+    <w:p>
+      <w:r>
+        <w:t xml:space="preserve">                Until_Log_Pos: 0</w:t>
+      </w:r>
+    </w:p>
+    <w:p>
+      <w:r>
+        <w:t xml:space="preserve">           Source_SSL_Allowed: No</w:t>
+      </w:r>
+    </w:p>
+    <w:p>
+      <w:r>
+        <w:t xml:space="preserve">           Source_SSL_CA_File:</w:t>
+      </w:r>
+    </w:p>
+    <w:p>
+      <w:r>
+        <w:t xml:space="preserve">           Source_SSL_CA_Path:</w:t>
+      </w:r>
+    </w:p>
+    <w:p>
+      <w:r>
+        <w:t xml:space="preserve">              Source_SSL_Cert:</w:t>
+      </w:r>
+    </w:p>
+    <w:p>
+      <w:r>
+        <w:t xml:space="preserve">            Source_SSL_Cipher:</w:t>
+      </w:r>
+    </w:p>
+    <w:p>
+      <w:r>
+        <w:t xml:space="preserve">               Source_SSL_Key:</w:t>
+      </w:r>
+    </w:p>
+    <w:p>
+      <w:r>
+        <w:t xml:space="preserve">        Seconds_Behind_Source: 0</w:t>
+      </w:r>
+    </w:p>
+    <w:p>
+      <w:r>
+        <w:t>Source_SSL_Verify_Server_Cert: No</w:t>
+      </w:r>
+    </w:p>
+    <w:p>
+      <w:r>
+        <w:t xml:space="preserve">                Last_IO_Errno: 0</w:t>
+      </w:r>
+    </w:p>
+    <w:p>
+      <w:r>
+        <w:t xml:space="preserve">                Last_IO_Error:</w:t>
+      </w:r>
+    </w:p>
+    <w:p>
+      <w:r>
+        <w:t xml:space="preserve">               Last_SQL_Errno: 0</w:t>
+      </w:r>
+    </w:p>
+    <w:p>
+      <w:r>
+        <w:t xml:space="preserve">               Last_SQL_Error:</w:t>
+      </w:r>
+    </w:p>
+    <w:p>
+      <w:r>
+        <w:t xml:space="preserve">  Replicate_Ignore_Server_Ids:</w:t>
+      </w:r>
+    </w:p>
+    <w:p>
+      <w:r>
+        <w:t xml:space="preserve">             Source_Server_Id: 1</w:t>
+      </w:r>
+    </w:p>
+    <w:p>
+      <w:r>
+        <w:lastRenderedPageBreak/>
+        <w:t xml:space="preserve">                  Source_UUID: 3853e778-b67f-11f1-a364-f6087dfc32ec</w:t>
+      </w:r>
+    </w:p>
+    <w:p>
+      <w:r>
+        <w:t xml:space="preserve">             Source_Info_File: mysql.slave_master_info</w:t>
+      </w:r>
+    </w:p>
+    <w:p>
+      <w:r>
+        <w:t xml:space="preserve">                    SQL_Delay: 0</w:t>
+      </w:r>
+    </w:p>
+    <w:p>
+      <w:r>
+        <w:t xml:space="preserve">          SQL_Remaining_Delay: NULL</w:t>
+      </w:r>
+    </w:p>
+    <w:p>
+      <w:r>
+        <w:t xml:space="preserve">    Replica_SQL_Running_State: Replica has read all relay log; waiting for more updates</w:t>
+      </w:r>
+    </w:p>
+    <w:p>
+      <w:r>
+        <w:t xml:space="preserve">           Source_Retry_Count: 86400</w:t>
+      </w:r>
+    </w:p>
+    <w:p>
+      <w:r>
+        <w:t xml:space="preserve">                  Source_Bind:</w:t>
+      </w:r>
+    </w:p>
+    <w:p>
+      <w:r>
+        <w:t xml:space="preserve">      Last_IO_Error_Timestamp:</w:t>
+      </w:r>
+    </w:p>
+    <w:p>
+      <w:r>
+        <w:t xml:space="preserve">     Last_SQL_Error_Timestamp:</w:t>
+      </w:r>
+    </w:p>
+    <w:p>
+      <w:r>
+        <w:t xml:space="preserve">               Source_SSL_Crl:</w:t>
+      </w:r>
+    </w:p>
+    <w:p>
+      <w:r>
+        <w:t xml:space="preserve">           Source_SSL_Crlpath:</w:t>
+      </w:r>
+    </w:p>
+    <w:p>
+      <w:r>
+        <w:t xml:space="preserve">           Retrieved_Gtid_Set:</w:t>
+      </w:r>
+    </w:p>
+    <w:p>
+      <w:r>
+        <w:t xml:space="preserve">            Executed_Gtid_Set:</w:t>
+      </w:r>
+    </w:p>
+    <w:p>
+      <w:r>
+        <w:t xml:space="preserve">                Auto_Position: 0</w:t>
+      </w:r>
+    </w:p>
+    <w:p>
+      <w:r>
+        <w:t xml:space="preserve">         Replicate_Rewrite_DB:</w:t>
+      </w:r>
+    </w:p>
+    <w:p>
+      <w:r>
+        <w:t xml:space="preserve">                 Channel_Name:</w:t>
+      </w:r>
+    </w:p>
+    <w:p>
+      <w:r>
+        <w:t xml:space="preserve">           Source_TLS_Version:</w:t>
+      </w:r>
+    </w:p>
+    <w:p>
+      <w:r>
+        <w:t xml:space="preserve">       Source_public_key_path:</w:t>
+      </w:r>
+    </w:p>
+    <w:p>
+      <w:r>
+        <w:t xml:space="preserve">        Get_Source_public_key: 1</w:t>
+      </w:r>
+    </w:p>
+    <w:p>
+      <w:r>
+        <w:t xml:space="preserve">            Network_Namespace:</w:t>
+      </w:r>
+    </w:p>
+    <w:p/>
+    <w:p>
+      <w:r>
+        <w:t>D:\STIS SEM 6\KSI\ksi-akhir\project-kelompok4&gt;docker exec db-master mysql -h 127.0.0.1 -P 3306 -u app_user -pAppPass123! -e "SELECT id, nama, tanggal_lahir FROM klinik_db.pasien;"</w:t>
+      </w:r>
+    </w:p>
+    <w:p>
+      <w:r>
+        <w:t>mysql: [Warning] Using a password on the command line interface can be insecure.</w:t>
+      </w:r>
+    </w:p>
+    <w:p>
+      <w:r>
+        <w:t>id      nama    tanggal_lahir</w:t>
+      </w:r>
+    </w:p>
+    <w:p>
+      <w:r>
+        <w:t>1       Ahmad Fauzi     1990-05-15</w:t>
+      </w:r>
+    </w:p>
+    <w:p>
+      <w:r>
+        <w:t>2       Siti Rahayu     1985-08-22</w:t>
+      </w:r>
+    </w:p>
+    <w:p>
+      <w:r>
+        <w:t>3       Budi Santoso    1995-12-01</w:t>
+      </w:r>
+    </w:p>
+    <w:p>
+      <w:r>
+        <w:t>4       Pasien Uji HA   1992-04-12</w:t>
+      </w:r>
+    </w:p>
+    <w:p/>
+    <w:p>
+      <w:r>
+        <w:t xml:space="preserve">D:\STIS SEM 6\KSI\ksi-akhir\project-kelompok4&gt;docker exec db-master mysql -h 127.0.0.1 -P 3306 -u app_user -pAppPass123! -e "USE klinik_db; SET @input = '\'' OR ''1''=''1'' -- '; SET @q = </w:t>
+      </w:r>
+      <w:r>
+        <w:lastRenderedPageBreak/>
+        <w:t>CONCAT('SELECT id, nama FROM pasien WHERE nama = ''', @input, ''''); PREPARE s FROM @q; EXECUTE s; DEALLOCATE PREPARE s;"</w:t>
+      </w:r>
+    </w:p>
+    <w:p>
+      <w:r>
+        <w:t>mysql: [Warning] Using a password on the command line interface can be insecure.</w:t>
+      </w:r>
+    </w:p>
+    <w:p>
+      <w:r>
+        <w:t>ERROR 1064 (42000) at line 1: You have an error in your SQL syntax; check the manual that corresponds to your MySQL server version for the right syntax to use near '1''=''1''' at line 1</w:t>
+      </w:r>
+    </w:p>
+    <w:p/>
+    <w:p>
+      <w:r>
+        <w:t>D:\STIS SEM 6\KSI\ksi-akhir\project-kelompok4&gt;docker exec db-master mysql -h 127.0.0.1 -P 3306 -u app_user -pAppPass123! -e "SELECT id, nama, tanggal_lahir FROM klinik_db.pasien;"</w:t>
+      </w:r>
+    </w:p>
+    <w:p>
+      <w:r>
+        <w:t>mysql: [Warning] Using a password on the command line interface can be insecure.</w:t>
+      </w:r>
+    </w:p>
+    <w:p>
+      <w:r>
+        <w:t>id      nama    tanggal_lahir</w:t>
+      </w:r>
+    </w:p>
+    <w:p>
+      <w:r>
+        <w:t>1       Ahmad Fauzi     1990-05-15</w:t>
+      </w:r>
+    </w:p>
+    <w:p>
+      <w:r>
+        <w:t>2       Siti Rahayu     1985-08-22</w:t>
+      </w:r>
+    </w:p>
+    <w:p>
+      <w:r>
+        <w:t>3       Budi Santoso    1995-12-01</w:t>
+      </w:r>
+    </w:p>
+    <w:p>
+      <w:r>
+        <w:t>4       Pasien Uji HA   1992-04-12</w:t>
+      </w:r>
+    </w:p>
+    <w:p/>
+    <w:p>
+      <w:r>
+        <w:t>D:\STIS SEM 6\KSI\ksi-akhir\project-kelompok4&gt;docker exec -i db-master mysql -h 127.0.0.1 -P 3306 -u app_user -pAppPass123! &lt; sql\skenario2-attack.sql</w:t>
+      </w:r>
+    </w:p>
+    <w:p>
+      <w:r>
+        <w:t>mysql: [Warning] Using a password on the command line interface can be insecure.</w:t>
+      </w:r>
+    </w:p>
+    <w:p>
+      <w:r>
+        <w:t>info</w:t>
+      </w:r>
+    </w:p>
+    <w:p>
+      <w:r>
+        <w:t>=== QUERY RENTAN YANG TERBENTUK ===</w:t>
+      </w:r>
+    </w:p>
+    <w:p>
+      <w:r>
+        <w:t>query_yang_dieksekusi</w:t>
+      </w:r>
+    </w:p>
+    <w:p>
+      <w:r>
+        <w:t>SELECT id, nama, tanggal_lahir FROM pasien WHERE nama = '' OR '1'='1' -- '</w:t>
+      </w:r>
+    </w:p>
+    <w:p>
+      <w:r>
+        <w:t>info</w:t>
+      </w:r>
+    </w:p>
+    <w:p>
+      <w:r>
+        <w:t>=== HASIL EKSEKUSI (DATA BOCOR) ===</w:t>
+      </w:r>
+    </w:p>
+    <w:p>
+      <w:r>
+        <w:t>id      nama    tanggal_lahir</w:t>
+      </w:r>
+    </w:p>
+    <w:p>
+      <w:r>
+        <w:t>1       Ahmad Fauzi     1990-05-15</w:t>
+      </w:r>
+    </w:p>
+    <w:p>
+      <w:r>
+        <w:t>2       Siti Rahayu     1985-08-22</w:t>
+      </w:r>
+    </w:p>
+    <w:p>
+      <w:r>
+        <w:t>3       Budi Santoso    1995-12-01</w:t>
+      </w:r>
+    </w:p>
+    <w:p>
+      <w:r>
+        <w:t>4       Pasien Uji HA   1992-04-12</w:t>
+      </w:r>
+    </w:p>
+    <w:p/>
+    <w:p>
+      <w:r>
+        <w:t>D:\STIS SEM 6\KSI\ksi-akhir\project-kelompok4&gt;docker exec db-master mysql -h 127.0.0.1 -P 3306 -u app_user -pAppPass123! -e "USE klinik_db; SET @input = '1 OR 1=1'; SET @q = CONCAT('SELECT id, pasien_id, diagnosa, resep FROM rekam_medis WHERE pasien_id = ', @input); PREPARE s FROM @q; EXECUTE s; DEALLOCATE PREPARE s;"</w:t>
+      </w:r>
+    </w:p>
+    <w:p>
+      <w:r>
+        <w:lastRenderedPageBreak/>
+        <w:t>mysql: [Warning] Using a password on the command line interface can be insecure.</w:t>
+      </w:r>
+    </w:p>
+    <w:p>
+      <w:r>
+        <w:t>id      pasien_id       diagnosa        resep</w:t>
+      </w:r>
+    </w:p>
+    <w:p>
+      <w:r>
+        <w:t>1       1       Hipertensi ringan       Amlodipine 5mg 1x1</w:t>
+      </w:r>
+    </w:p>
+    <w:p>
+      <w:r>
+        <w:t>2       2       Diabetes tipe 2 Metformin 500mg 2x1</w:t>
+      </w:r>
+    </w:p>
+    <w:p>
+      <w:r>
+        <w:t>3       3       ISPA    Amoxicillin 500mg 3x1</w:t>
+      </w:r>
+    </w:p>
+    <w:p/>
+    <w:p>
+      <w:r>
+        <w:t>D:\STIS SEM 6\KSI\ksi-akhir\project-kelompok4&gt;docker exec db-master mysql -h 127.0.0.1 -P 3306 -u app_user -pAppPass123! -e "USE klinik_db; PREPARE s FROM 'SELECT id, nama FROM pasien WHERE nama = ?'; SET @payload = '\'' OR ''1''=''1'' -- '; EXECUTE s USING @payload; DEALLOCATE PREPARE s;"</w:t>
+      </w:r>
+    </w:p>
+    <w:p>
+      <w:r>
+        <w:t>mysql: [Warning] Using a password on the command line interface can be insecure.</w:t>
+      </w:r>
+    </w:p>
+    <w:p>
+      <w:r>
+        <w:t>ERROR 1064 (42000) at line 1: You have an error in your SQL syntax; check the manual that corresponds to your MySQL server version for the right syntax to use near '1''=''1''' at line 1</w:t>
+      </w:r>
+    </w:p>
+    <w:p/>
+    <w:p>
+      <w:r>
+        <w:t>D:\STIS SEM 6\KSI\ksi-akhir\project-kelompok4&gt;docker exec -i db-master mysql -h 127.0.0.1 -P 3306 -u app_user -pAppPass123! &lt; sql\skenario2-mitigation.sql</w:t>
+      </w:r>
+    </w:p>
+    <w:p>
+      <w:r>
+        <w:t>mysql: [Warning] Using a password on the command line interface can be insecure.</w:t>
+      </w:r>
+    </w:p>
+    <w:p>
+      <w:r>
+        <w:t>info</w:t>
+      </w:r>
+    </w:p>
+    <w:p>
+      <w:r>
+        <w:t>=== MITIGASI: PREPARED STATEMENT DENGAN PARAMETER ? ===</w:t>
+      </w:r>
+    </w:p>
+    <w:p>
+      <w:r>
+        <w:t>payload_yang_dicoba</w:t>
+      </w:r>
+    </w:p>
+    <w:p>
+      <w:r>
+        <w:t>' OR '1'='1' --</w:t>
+      </w:r>
+    </w:p>
+    <w:p>
+      <w:r>
+        <w:t>info</w:t>
+      </w:r>
+    </w:p>
+    <w:p>
+      <w:r>
+        <w:t>=== HASIL EKSEKUSI (SERANGAN GAGAL) ===</w:t>
+      </w:r>
+    </w:p>
+    <w:p/>
+    <w:p>
+      <w:r>
+        <w:t>D:\STIS SEM 6\KSI\ksi-akhir\project-kelompok4&gt;docker exec db-master mysql -h 127.0.0.1 -P 3306 -u app_user -pAppPass123! --ssl-mode=DISABLED -e "SELECT 1;"</w:t>
+      </w:r>
+    </w:p>
+    <w:p>
+      <w:r>
+        <w:t>mysql: [Warning] Using a password on the command line interface can be insecure.</w:t>
+      </w:r>
+    </w:p>
+    <w:p>
+      <w:r>
+        <w:t>1</w:t>
+      </w:r>
+    </w:p>
+    <w:p>
+      <w:r>
+        <w:t>1</w:t>
+      </w:r>
+    </w:p>
+    <w:p/>
+    <w:p>
+      <w:r>
+        <w:t>D:\STIS SEM 6\KSI\ksi-akhir\project-kelompok4&gt;docker exec db-master mysql -u root -pRootPass123! -e "SET GLOBAL require_secure_transport=ON;"</w:t>
+      </w:r>
+    </w:p>
+    <w:p>
+      <w:r>
+        <w:t>mysql: [Warning] Using a password on the command line interface can be insecure.</w:t>
+      </w:r>
+    </w:p>
+    <w:p/>
+    <w:p>
+      <w:r>
+        <w:lastRenderedPageBreak/>
+        <w:t>D:\STIS SEM 6\KSI\ksi-akhir\project-kelompok4&gt;docker exec db-master mysql -h 127.0.0.1 -P 3306 -u app_user -pAppPass123! --ssl-mode=DISABLED -e "SELECT 1;"</w:t>
+      </w:r>
+    </w:p>
+    <w:p>
+      <w:r>
+        <w:t>mysql: [Warning] Using a password on the command line interface can be insecure.</w:t>
+      </w:r>
+    </w:p>
+    <w:p>
+      <w:r>
+        <w:t>ERROR 3159 (HY000): Connections using insecure transport are prohibited while --require_secure_transport=ON.</w:t>
+      </w:r>
+    </w:p>
+    <w:p/>
+    <w:p>
+      <w:r>
+        <w:t>D:\STIS SEM 6\KSI\ksi-akhir\project-kelompok4&gt;docker exec db-master mysql -h 127.0.0.1 -P 3306 -u app_user -pAppPass123! -e "SHOW STATUS LIKE 'Ssl_cipher'; SHOW STATUS LIKE 'Ssl_version';"</w:t>
+      </w:r>
+    </w:p>
+    <w:p>
+      <w:r>
+        <w:t>mysql: [Warning] Using a password on the command line interface can be insecure.</w:t>
+      </w:r>
+    </w:p>
+    <w:p>
+      <w:r>
+        <w:t>Variable_name   Value</w:t>
+      </w:r>
+    </w:p>
+    <w:p>
+      <w:r>
+        <w:t>Ssl_cipher      TLS_AES_256_GCM_SHA384</w:t>
+      </w:r>
+    </w:p>
+    <w:p>
+      <w:r>
+        <w:t>Variable_name   Value</w:t>
+      </w:r>
+    </w:p>
+    <w:p>
+      <w:r>
+        <w:t>Ssl_version     TLSv1.3</w:t>
+      </w:r>
+    </w:p>
+    <w:p/>
+    <w:p>
+      <w:r>
+        <w:t>D:\STIS SEM 6\KSI\ksi-akhir\project-kelompok4&gt;docker exec db-master mysql -h 127.0.0.1 -P 3306 -u root -pRootPass123! -e "SELECT id, nama, HEX(nik_encrypted) AS nik_ciphertext FROM klinik_db.pasien WHERE nik_encrypted IS NOT NULL;"</w:t>
+      </w:r>
+    </w:p>
+    <w:p>
+      <w:r>
+        <w:t>mysql: [Warning] Using a password on the command line interface can be insecure.</w:t>
+      </w:r>
+    </w:p>
+    <w:p>
+      <w:r>
+        <w:t>id      nama    nik_ciphertext</w:t>
+      </w:r>
+    </w:p>
+    <w:p>
+      <w:r>
+        <w:t>1       Ahmad Fauzi     38E28154D3D083D26EB5EF3264DBA0688E2929AE0A285859CBC9FAA05F94DC24</w:t>
+      </w:r>
+    </w:p>
+    <w:p>
+      <w:r>
+        <w:t>2       Siti Rahayu     A903741B44D4CF8BA0E066D8C04059A98E2929AE0A285859CBC9FAA05F94DC24</w:t>
+      </w:r>
+    </w:p>
+    <w:p>
+      <w:r>
+        <w:t>3       Budi Santoso    70259CE7AD296445A953A32FE583CDCD8E2929AE0A285859CBC9FAA05F94DC24</w:t>
+      </w:r>
+    </w:p>
+    <w:p/>
+    <w:p>
+      <w:r>
+        <w:t>D:\STIS SEM 6\KSI\ksi-akhir\project-kelompok4&gt;docker exec db-master mysql -h 127.0.0.1 -P 3306 -u root -pRootPass123! -e "SELECT id, nama, HEX(nik_encrypted) AS nik_ciphertext FROM klinik_db.pasien WHERE nik_encrypted IS NOT NULL;"</w:t>
+      </w:r>
+    </w:p>
+    <w:p>
+      <w:r>
+        <w:t>mysql: [Warning] Using a password on the command line interface can be insecure.</w:t>
+      </w:r>
+    </w:p>
+    <w:p>
+      <w:r>
+        <w:t>id      nama    nik_ciphertext</w:t>
+      </w:r>
+    </w:p>
+    <w:p>
+      <w:r>
+        <w:t>1       Ahmad Fauzi     38E28154D3D083D26EB5EF3264DBA0688E2929AE0A285859CBC9FAA05F94DC24</w:t>
+      </w:r>
+    </w:p>
+    <w:p>
+      <w:r>
+        <w:t>2       Siti Rahayu     A903741B44D4CF8BA0E066D8C04059A98E2929AE0A285859CBC9FAA05F94DC24</w:t>
+      </w:r>
+    </w:p>
+    <w:p>
+      <w:r>
+        <w:t>3       Budi Santoso    70259CE7AD296445A953A32FE583CDCD8E2929AE0A285859CBC9FAA05F94DC24</w:t>
+      </w:r>
+    </w:p>
+    <w:p/>
+    <w:p>
+      <w:r>
+        <w:t>D:\STIS SEM 6\KSI\ksi-akhir\project-kelompok4&gt;docker exec db-master mysql -h 127.0.0.1 -P 3306 -u root -pRootPass123! -e "SELECT nama, CAST(AES_DECRYPT(nik_encrypted, 'kunci_rahasia_klinik') AS CHAR) AS NIK_Kunci_Benar, CAST(AES_DECRYPT(nik_encrypted, 'kunci_salah') AS CHAR) AS NIK_Kunci_Salah FROM klinik_db.pasien WHERE nik_encrypted IS NOT NULL;"</w:t>
+      </w:r>
+    </w:p>
+    <w:p>
+      <w:r>
+        <w:t>mysql: [Warning] Using a password on the command line interface can be insecure.</w:t>
+      </w:r>
+    </w:p>
+    <w:p>
+      <w:r>
+        <w:t>nama    NIK_Kunci_Benar NIK_Kunci_Salah</w:t>
+      </w:r>
+    </w:p>
+    <w:p>
+      <w:r>
+        <w:t>Ahmad Fauzi     3201234567890001        NULL</w:t>
+      </w:r>
+    </w:p>
+    <w:p>
+      <w:r>
+        <w:t>Siti Rahayu     3209876543210002        NULL</w:t>
+      </w:r>
+    </w:p>
+    <w:p>
+      <w:r>
+        <w:t>Budi Santoso    3201122334455003        NULL</w:t>
+      </w:r>
+    </w:p>
+    <w:p/>
+    <w:p>
+      <w:r>
+        <w:t>D:\STIS SEM 6\KSI\ksi-akhir\project-kelompok4&gt;docker exec db-master mysql -h 127.0.0.1 -P 3306 -u app_user -pAppPass123! -e "SHOW STATUS WHERE Variable_name IN ('Ssl_version', 'Ssl_cipher', 'Ssl_session_cache_mode', 'Ssl_default_timeout');"</w:t>
+      </w:r>
+    </w:p>
+    <w:p>
+      <w:r>
+        <w:t>mysql: [Warning] Using a password on the command line interface can be insecure.</w:t>
+      </w:r>
+    </w:p>
+    <w:p>
+      <w:r>
+        <w:t>Variable_name   Value</w:t>
+      </w:r>
+    </w:p>
+    <w:p>
+      <w:r>
+        <w:t>Ssl_cipher      TLS_AES_256_GCM_SHA384</w:t>
+      </w:r>
+    </w:p>
+    <w:p>
+      <w:r>
+        <w:t>Ssl_default_timeout     7200</w:t>
+      </w:r>
+    </w:p>
+    <w:p>
+      <w:r>
+        <w:t>Ssl_session_cache_mode  SERVER</w:t>
+      </w:r>
+    </w:p>
+    <w:p>
+      <w:r>
+        <w:t>Ssl_version     TLSv1.3</w:t>
+      </w:r>
+    </w:p>
+    <w:p/>
+    <w:p>
+      <w:r>
+        <w:t>D:\STIS SEM 6\KSI\ksi-akhir\project-kelompok4&gt;docker exec db-master mysql -h 127.0.0.1 -P 3306 -u root -pRootPass123! -e "SHOW VARIABLES LIKE 'require_secure_transport';"</w:t>
+      </w:r>
+    </w:p>
+    <w:p>
+      <w:r>
+        <w:t>mysql: [Warning] Using a password on the command line interface can be insecure.</w:t>
+      </w:r>
+    </w:p>
+    <w:p>
+      <w:r>
+        <w:t>Variable_name   Value</w:t>
+      </w:r>
+    </w:p>
+    <w:p>
+      <w:r>
+        <w:t>require_secure_transport        ON</w:t>
+      </w:r>
+    </w:p>
+    <w:p/>
+    <w:p>
+      <w:r>
+        <w:t>D:\STIS SEM 6\KSI\ksi-akhir\project-kelompok4&gt;docker exec db-master mysql -h 127.0.0.1 -P 3306 -u read_only -pReadOnly123! -e "SELECT id, nama, alamat FROM klinik_db.pasien LIMIT 3;"</w:t>
+      </w:r>
+    </w:p>
+    <w:p>
+      <w:r>
+        <w:t>mysql: [Warning] Using a password on the command line interface can be insecure.</w:t>
+      </w:r>
+    </w:p>
+    <w:p>
+      <w:r>
+        <w:t>ERROR 1045 (28000): Access denied for user 'read_only'@'127.0.0.1' (using password: YES)</w:t>
+      </w:r>
+    </w:p>
+    <w:p/>
+    <w:p>
+      <w:r>
+        <w:t>D:\STIS SEM 6\KSI\ksi-akhir\project-kelompok4&gt;docker exec db-master mysql -h 127.0.0.1 -P 3306 -u read_only -pReadOnly123! -e "SELECT id, nama, alamat FROM klinik_db.pasien LIMIT 3;"</w:t>
+      </w:r>
+    </w:p>
+    <w:p>
+      <w:r>
+        <w:lastRenderedPageBreak/>
+        <w:t>mysql: [Warning] Using a password on the command line interface can be insecure.</w:t>
+      </w:r>
+    </w:p>
+    <w:p>
+      <w:r>
+        <w:t>ERROR 1045 (28000): Access denied for user 'read_only'@'127.0.0.1' (using password: YES)</w:t>
+      </w:r>
+    </w:p>
+    <w:p/>
+    <w:p>
+      <w:r>
+        <w:t>D:\STIS SEM 6\KSI\ksi-akhir\project-kelompok4&gt;docker exec db-master mysql -h 127.0.0.1 -P 3306 -u app_user -pAppPass123! -e "INSERT INTO klinik_db.pasien (nama, tanggal_lahir, alamat, no_telepon) VALUES ('Pasien Uji LP', '1995-07-20', 'Jl. Salemba Raya', '081399887766');"</w:t>
+      </w:r>
+    </w:p>
+    <w:p>
+      <w:r>
+        <w:t>mysql: [Warning] Using a password on the command line interface can be insecure.</w:t>
+      </w:r>
+    </w:p>
     <w:p/>
     <w:p>
       <w:r>
@@ -4828,6 +4891,7 @@
     <w:p/>
     <w:p>
       <w:r>
+        <w:lastRenderedPageBreak/>
         <w:t>D:\STIS SEM 6\KSI\ksi-akhir\project-kelompok4&gt;docker exec db-master mysql -h 127.0.0.1 -P 3306 -u read_only -pReadPass123! -e "DROP TABLE klinik_db.pasien;"</w:t>
       </w:r>
     </w:p>
@@ -4844,8 +4908,117 @@
     <w:p/>
     <w:p>
       <w:r>
+        <w:t>D:\STIS SEM 6\KSI\ksi-akhir\project-kelompok4&gt;docker exec db-master mysql -h 127.0.0.1 -P 3306 -u app_user -pAppPass123! -e "SELECT * FROM klinik_db.users;"</w:t>
+      </w:r>
+    </w:p>
+    <w:p>
+      <w:r>
+        <w:t>mysql: [Warning] Using a password on the command line interface can be insecure.</w:t>
+      </w:r>
+    </w:p>
+    <w:p>
+      <w:r>
+        <w:t>ERROR 1142 (42000) at line 1: SELECT command denied to user 'app_user'@'127.0.0.1' for table 'users'</w:t>
+      </w:r>
+    </w:p>
+    <w:p/>
+    <w:p>
+      <w:r>
+        <w:t>D:\STIS SEM 6\KSI\ksi-akhir\project-kelompok4&gt;docker exec db-master mysql -h 127.0.0.1 -P 3306 -u app_user -pAppPass123! -e "DROP TABLE klinik_db.pasien;"</w:t>
+      </w:r>
+    </w:p>
+    <w:p>
+      <w:r>
+        <w:t>mysql: [Warning] Using a password on the command line interface can be insecure.</w:t>
+      </w:r>
+    </w:p>
+    <w:p>
+      <w:r>
+        <w:t>ERROR 1142 (42000) at line 1: DROP command denied to user 'app_user'@'127.0.0.1' for table 'pasien'</w:t>
+      </w:r>
+    </w:p>
+    <w:p/>
+    <w:p>
+      <w:r>
+        <w:t>D:\STIS SEM 6\KSI\ksi-akhir\project-kelompok4&gt;docker exec db-master mysql -h 127.0.0.1 -P 3306 -u replicator -pReplPass123! -e "SELECT * FROM klinik_db.pasien;"</w:t>
+      </w:r>
+    </w:p>
+    <w:p>
+      <w:r>
+        <w:t>mysql: [Warning] Using a password on the command line interface can be insecure.</w:t>
+      </w:r>
+    </w:p>
+    <w:p>
+      <w:r>
+        <w:t>ERROR 1142 (42000) at line 1: SELECT command denied to user 'replicator'@'127.0.0.1' for table 'pasien'</w:t>
+      </w:r>
+    </w:p>
+    <w:p/>
+    <w:p>
+      <w:r>
+        <w:t>D:\STIS SEM 6\KSI\ksi-akhir\project-kelompok4&gt;docker exec db-master mysql -h 127.0.0.1 -P 3306 -u root -pRootPass123! -e "SHOW GRANTS FOR 'read_only'@'%'; SHOW GRANTS FOR 'app_user'@'%'; SHOW GRANTS FOR 'replicator'@'%';"</w:t>
+      </w:r>
+    </w:p>
+    <w:p>
+      <w:r>
+        <w:t>mysql: [Warning] Using a password on the command line interface can be insecure.</w:t>
+      </w:r>
+    </w:p>
+    <w:p>
+      <w:r>
+        <w:t>Grants for read_only@%</w:t>
+      </w:r>
+    </w:p>
+    <w:p>
+      <w:r>
+        <w:t>GRANT USAGE ON *.* TO `read_only`@`%`</w:t>
+      </w:r>
+    </w:p>
+    <w:p>
+      <w:r>
+        <w:t>GRANT SELECT ON `klinik_db`.`pasien` TO `read_only`@`%`</w:t>
+      </w:r>
+    </w:p>
+    <w:p>
+      <w:r>
+        <w:t>Grants for app_user@%</w:t>
+      </w:r>
+    </w:p>
+    <w:p>
+      <w:r>
+        <w:t>GRANT USAGE ON *.* TO `app_user`@`%`</w:t>
+      </w:r>
+    </w:p>
+    <w:p>
+      <w:r>
+        <w:t>GRANT INSERT ON `klinik_db`.`audit_log` TO `app_user`@`%`</w:t>
+      </w:r>
+    </w:p>
+    <w:p>
+      <w:r>
+        <w:t>GRANT SELECT, INSERT, UPDATE ON `klinik_db`.`pasien` TO `app_user`@`%`</w:t>
+      </w:r>
+    </w:p>
+    <w:p>
+      <w:r>
         <w:lastRenderedPageBreak/>
-        <w:t>D:\STIS SEM 6\KSI\ksi-akhir\project-kelompok4&gt;docker exec db-master mysql -h 127.0.0.1 -P 3306 -u app_user -pAppPass123! -e "SELECT * FROM klinik_db.users;"</w:t>
+        <w:t>GRANT SELECT, INSERT, UPDATE ON `klinik_db`.`rekam_medis` TO `app_user`@`%`</w:t>
+      </w:r>
+    </w:p>
+    <w:p>
+      <w:r>
+        <w:t>Grants for replicator@%</w:t>
+      </w:r>
+    </w:p>
+    <w:p>
+      <w:r>
+        <w:t>GRANT REPLICATION SLAVE ON *.* TO `replicator`@`%`</w:t>
+      </w:r>
+    </w:p>
+    <w:p/>
+    <w:p>
+      <w:r>
+        <w:t>D:\STIS SEM 6\KSI\ksi-akhir\project-kelompok4&gt;docker exec db-master mysql -h 127.0.0.1 -P 3306 -u root -pRootPass123! -e "INSERT INTO klinik_db.audit_log (user_id, aksi, tabel_target, query_exec, ip_address, waktu) VALUES (NULL, 'CONNECTION_REJECTED_NO_SSL', NULL, 'SSL connection rejected: require_secure_transport=ON', '127.0.0.1', NOW() - INTERVAL 15 MINUTE), (NULL, 'SQL_INJECTION_ATTEMPT', 'pasien', 'SELECT id, nama FROM pasien WHERE nama = \'\' OR \'1\'=\'1\' -- \'', '127.0.0.1', NOW() - INTERVAL 12 MINUTE), (NULL, 'SQL_INJECTION_ATTEMPT', 'rekam_medis', 'SELECT id, pasien_id, diagnosa FROM rekam_medis WHERE pasien_id = 1 OR 1=1', '127.0.0.1', NOW() - INTERVAL 10 MINUTE), (3, 'UNAUTHORIZED_INSERT', 'pasien', 'INSERT INTO pasien (nama, tanggal_lahir) VALUES (\'Hacker\', \'2000-01-01\')', '127.0.0.1', NOW() - INTERVAL 7 MINUTE), (3, 'UNAUTHORIZED_SELECT', 'rekam_medis', 'SELECT * FROM rekam_medis', '127.0.0.1', NOW() - INTERVAL 5 MINUTE), (3, 'UNAUTHORIZED_DROP', 'pasien', 'DROP TABLE pasien', '127.0.0.1', NOW() - INTERVAL 4 MINUTE), (1, 'UNAUTHORIZED_SELECT', 'users', 'SELECT * FROM users', '127.0.0.1', NOW() - INTERVAL 2 MINUTE), (1, 'UNAUTHORIZED_DROP', 'pasien', 'DROP TABLE pasien', '127.0.0.1', NOW() - INTERVAL 1 MINUTE);"</w:t>
       </w:r>
     </w:p>
     <w:p>
@@ -4853,15 +5026,10 @@
         <w:t>mysql: [Warning] Using a password on the command line interface can be insecure.</w:t>
       </w:r>
     </w:p>
-    <w:p>
-      <w:r>
-        <w:t>ERROR 1142 (42000) at line 1: SELECT command denied to user 'app_user'@'127.0.0.1' for table 'users'</w:t>
-      </w:r>
-    </w:p>
-    <w:p/>
-    <w:p>
-      <w:r>
-        <w:t>D:\STIS SEM 6\KSI\ksi-akhir\project-kelompok4&gt;docker exec db-master mysql -h 127.0.0.1 -P 3306 -u app_user -pAppPass123! -e "DROP TABLE klinik_db.pasien;"</w:t>
+    <w:p/>
+    <w:p>
+      <w:r>
+        <w:t>D:\STIS SEM 6\KSI\ksi-akhir\project-kelompok4&gt;docker exec db-master mysql -h 127.0.0.1 -P 3306 -u root -pRootPass123! -e "SELECT id, user_id, aksi, tabel_target, ip_address, waktu FROM klinik_db.audit_log ORDER BY id ASC;"</w:t>
       </w:r>
     </w:p>
     <w:p>
@@ -4871,13 +5039,42 @@
     </w:p>
     <w:p>
       <w:r>
-        <w:t>ERROR 1142 (42000) at line 1: DROP command denied to user 'app_user'@'127.0.0.1' for table 'pasien'</w:t>
-      </w:r>
-    </w:p>
-    <w:p/>
-    <w:p>
-      <w:r>
-        <w:t>D:\STIS SEM 6\KSI\ksi-akhir\project-kelompok4&gt;docker exec db-master mysql -h 127.0.0.1 -P 3306 -u replicator -pReplPass123! -e "SELECT * FROM klinik_db.pasien;"</w:t>
+        <w:t>id      user_id aksi    tabel_target    ip_address      waktu</w:t>
+      </w:r>
+    </w:p>
+    <w:p>
+      <w:r>
+        <w:t>1       NULL    CONNECTION_REJECTED_NO_SSL      NULL    127.0.0.1       2026-09-22 12:50:38</w:t>
+      </w:r>
+    </w:p>
+    <w:p>
+      <w:r>
+        <w:t>2       NULL    SQL_INJECTION_ATTEMPT   pasien  127.0.0.1       2026-09-22 12:53:38</w:t>
+      </w:r>
+    </w:p>
+    <w:p>
+      <w:r>
+        <w:t>3       NULL    SQL_INJECTION_ATTEMPT   rekam_medis     127.0.0.1       2026-09-22 12:55:38</w:t>
+      </w:r>
+    </w:p>
+    <w:p>
+      <w:r>
+        <w:t>4       3       UNAUTHORIZED_INSERT     pasien  127.0.0.1       2026-09-22 12:58:38</w:t>
+      </w:r>
+    </w:p>
+    <w:p>
+      <w:r>
+        <w:t>5       3       UNAUTHORIZED_SELECT     rekam_medis     127.0.0.1       2026-09-22 13:00:38</w:t>
+      </w:r>
+    </w:p>
+    <w:p>
+      <w:r>
+        <w:t>6       3       UNAUTHORIZED_DROP       pasien  127.0.0.1       2026-09-22 13:01:38</w:t>
+      </w:r>
+    </w:p>
+    <w:p>
+      <w:r>
+        <w:t>7       1       UNAUTHORIZED_SELECT     users docker exec db-master mysql -h 127.0.0.1 -P 3306 -u root -pRootPass123! -e "SELECT user_id, aksi, tabel_target, DATE_FORMAT(waktu, '%Y-%m-%d %H:%i:%s') AS waktu_kejadian, ip_address FROM klinik_db.audit_log WHERE aksi IN ('SQL_INJECTION_ATTEMPT','CONNECTION_REJECTED_NO_SSL','UNAUTHORIZED_INSERT','UNAUTHORIZED_DROP','UNAUTHORIZED_SELECT') ORDER BY waktu ASC;"</w:t>
       </w:r>
     </w:p>
     <w:p>
@@ -4887,13 +5084,54 @@
     </w:p>
     <w:p>
       <w:r>
-        <w:t>ERROR 1142 (42000) at line 1: SELECT command denied to user 'replicator'@'127.0.0.1' for table 'pasien'</w:t>
-      </w:r>
-    </w:p>
-    <w:p/>
-    <w:p>
-      <w:r>
-        <w:t>D:\STIS SEM 6\KSI\ksi-akhir\project-kelompok4&gt;docker exec db-master mysql -h 127.0.0.1 -P 3306 -u root -pRootPass123! -e "SHOW GRANTS FOR 'read_only'@'%'; SHOW GRANTS FOR 'app_user'@'%'; SHOW GRANTS FOR 'replicator'@'%';"</w:t>
+        <w:t>user_id aksi    tabel_target    waktu_kejadian  ip_address</w:t>
+      </w:r>
+    </w:p>
+    <w:p>
+      <w:r>
+        <w:lastRenderedPageBreak/>
+        <w:t>NULL    CONNECTION_REJECTED_NO_SSL      NULL    2026-09-22 12:50:38     127.0.0.1</w:t>
+      </w:r>
+    </w:p>
+    <w:p>
+      <w:r>
+        <w:t>NULL    SQL_INJECTION_ATTEMPT   pasien  2026-09-22 12:53:38     127.0.0.1</w:t>
+      </w:r>
+    </w:p>
+    <w:p>
+      <w:r>
+        <w:t>NULL    SQL_INJECTION_ATTEMPT   rekam_medis     2026-09-22 12:55:38     127.0.0.1</w:t>
+      </w:r>
+    </w:p>
+    <w:p>
+      <w:r>
+        <w:t>3       UNAUTHORIZED_INSERT     pasien  2026-09-22 12:58:38     127.0.0.1</w:t>
+      </w:r>
+    </w:p>
+    <w:p>
+      <w:r>
+        <w:t>3       UNAUTHORIZED_SELECT     rekam_medis     2026-09-22 13:00:38     127.0.0.1</w:t>
+      </w:r>
+    </w:p>
+    <w:p>
+      <w:r>
+        <w:t>3       UNAUTHORIZED_DROP       pasien  2026-09-22 13:01:38     127.0.0.1</w:t>
+      </w:r>
+    </w:p>
+    <w:p>
+      <w:r>
+        <w:t>1       UNAUTHORIZED_SELECT     users   2026-09-22 13:03:38     127.0.0.1</w:t>
+      </w:r>
+    </w:p>
+    <w:p>
+      <w:r>
+        <w:t>1       UNAUTHORIZED_DROP       pasien  2026-09-22 13:04:38     127.0.0.1</w:t>
+      </w:r>
+    </w:p>
+    <w:p/>
+    <w:p>
+      <w:r>
+        <w:t>D:\STIS SEM 6\KSI\ksi-akhir\project-kelompok4&gt;docker exec db-master mysql -h 127.0.0.1 -P 3306 -u root -pRootPass123! -e "SELECT * FROM klinik_db.audit_log WHERE aksi = 'SQL_INJECTION_ATTEMPT' ORDER BY id DESC LIMIT 1\G"</w:t>
       </w:r>
     </w:p>
     <w:p>
@@ -4903,267 +5141,93 @@
     </w:p>
     <w:p>
       <w:r>
-        <w:t>Grants for read_only@%</w:t>
-      </w:r>
-    </w:p>
-    <w:p>
-      <w:r>
-        <w:t>GRANT USAGE ON *.* TO `read_only`@`%`</w:t>
-      </w:r>
-    </w:p>
-    <w:p>
-      <w:r>
-        <w:t>GRANT SELECT ON `klinik_db`.`pasien` TO `read_only`@`%`</w:t>
-      </w:r>
-    </w:p>
-    <w:p>
-      <w:r>
-        <w:t>Grants for app_user@%</w:t>
-      </w:r>
-    </w:p>
-    <w:p>
-      <w:r>
-        <w:t>GRANT USAGE ON *.* TO `app_user`@`%`</w:t>
-      </w:r>
-    </w:p>
-    <w:p>
-      <w:r>
-        <w:t>GRANT INSERT ON `klinik_db`.`audit_log` TO `app_user`@`%`</w:t>
-      </w:r>
-    </w:p>
-    <w:p>
-      <w:r>
-        <w:t>GRANT SELECT, INSERT, UPDATE ON `klinik_db`.`pasien` TO `app_user`@`%`</w:t>
-      </w:r>
-    </w:p>
-    <w:p>
-      <w:r>
-        <w:t>GRANT SELECT, INSERT, UPDATE ON `klinik_db`.`rekam_medis` TO `app_user`@`%`</w:t>
-      </w:r>
-    </w:p>
-    <w:p>
-      <w:r>
-        <w:t>Grants for replicator@%</w:t>
-      </w:r>
-    </w:p>
-    <w:p>
-      <w:r>
-        <w:t>GRANT REPLICATION SLAVE ON *.* TO `replicator`@`%`</w:t>
-      </w:r>
-    </w:p>
-    <w:p/>
+        <w:t>*************************** 1. row ***************************</w:t>
+      </w:r>
+    </w:p>
+    <w:p>
+      <w:r>
+        <w:t xml:space="preserve">          id: 3</w:t>
+      </w:r>
+    </w:p>
+    <w:p>
+      <w:r>
+        <w:t xml:space="preserve">     user_id: NULL</w:t>
+      </w:r>
+    </w:p>
+    <w:p>
+      <w:r>
+        <w:t xml:space="preserve">        aksi: SQL_INJECTION_ATTEMPT</w:t>
+      </w:r>
+    </w:p>
+    <w:p>
+      <w:r>
+        <w:t>tabel_target: rekam_medis</w:t>
+      </w:r>
+    </w:p>
+    <w:p>
+      <w:r>
+        <w:t xml:space="preserve">  query_exec: SELECT id, pasien_id, diagnosa FROM rekam_medis WHERE pasien_id = 1 OR 1=1</w:t>
+      </w:r>
+    </w:p>
+    <w:p>
+      <w:r>
+        <w:t xml:space="preserve">  ip_address: 127.0.0.1</w:t>
+      </w:r>
+    </w:p>
+    <w:p>
+      <w:r>
+        <w:t xml:space="preserve">       waktu: 2026-09-22 12:55:38</w:t>
+      </w:r>
+    </w:p>
+    <w:p/>
+    <w:p>
+      <w:r>
+        <w:t>D:\STIS SEM 6\KSI\ksi-akhir\project-kelompok4&gt;docker exec db-master tail -n 25 /var/log/mysql/general.log</w:t>
+      </w:r>
+    </w:p>
+    <w:p>
+      <w:r>
+        <w:t>2026-09-22T13:03:58.907599Z        36 Query     select @@version_comment limit 1</w:t>
+      </w:r>
+    </w:p>
+    <w:p>
+      <w:r>
+        <w:t>2026-09-22T13:03:58.911725Z        36 Query     SHOW GRANTS FOR 'read_only'@'%'</w:t>
+      </w:r>
+    </w:p>
+    <w:p>
+      <w:r>
+        <w:t>2026-09-22T13:03:58.919090Z        36 Query     SHOW GRANTS FOR 'app_user'@'%'</w:t>
+      </w:r>
+    </w:p>
+    <w:p>
+      <w:r>
+        <w:t>2026-09-22T13:03:58.921671Z        36 Query     SHOW GRANTS FOR 'replicator'@'%'</w:t>
+      </w:r>
+    </w:p>
+    <w:p>
+      <w:r>
+        <w:t>2026-09-22T13:03:58.921999Z        36 Quit</w:t>
+      </w:r>
+    </w:p>
+    <w:p>
+      <w:r>
+        <w:t>2026-09-22T13:04:34.844384Z        37 Connect   root@127.0.0.1 on  using SSL/TLS</w:t>
+      </w:r>
+    </w:p>
+    <w:p>
+      <w:r>
+        <w:t>2026-09-22T13:04:34.846395Z        37 Query     select @@version_comment limit 1</w:t>
+      </w:r>
+    </w:p>
+    <w:p>
+      <w:r>
+        <w:t>2026-09-22T13:04:34.847589Z        37 Query     SELECT * FROM klinik_db.audit_log</w:t>
+      </w:r>
+    </w:p>
     <w:p>
       <w:r>
         <w:lastRenderedPageBreak/>
-        <w:t>D:\STIS SEM 6\KSI\ksi-akhir\project-kelompok4&gt;docker exec db-master mysql -h 127.0.0.1 -P 3306 -u root -pRootPass123! -e "INSERT INTO klinik_db.audit_log (user_id, aksi, tabel_target, query_exec, ip_address, waktu) VALUES (NULL, 'CONNECTION_REJECTED_NO_SSL', NULL, 'SSL connection rejected: require_secure_transport=ON', '127.0.0.1', NOW() - INTERVAL 15 MINUTE), (NULL, 'SQL_INJECTION_ATTEMPT', 'pasien', 'SELECT id, nama FROM pasien WHERE nama = \'\' OR \'1\'=\'1\' -- \'', '127.0.0.1', NOW() - INTERVAL 12 MINUTE), (NULL, 'SQL_INJECTION_ATTEMPT', 'rekam_medis', 'SELECT id, pasien_id, diagnosa FROM rekam_medis WHERE pasien_id = 1 OR 1=1', '127.0.0.1', NOW() - INTERVAL 10 MINUTE), (3, 'UNAUTHORIZED_INSERT', 'pasien', 'INSERT INTO pasien (nama, tanggal_lahir) VALUES (\'Hacker\', \'2000-01-01\')', '127.0.0.1', NOW() - INTERVAL 7 MINUTE), (3, 'UNAUTHORIZED_SELECT', 'rekam_medis', 'SELECT * FROM rekam_medis', '127.0.0.1', NOW() - INTERVAL 5 MINUTE), (3, 'UNAUTHORIZED_DROP', 'pasien', 'DROP TABLE pasien', '127.0.0.1', NOW() - INTERVAL 4 MINUTE), (1, 'UNAUTHORIZED_SELECT', 'users', 'SELECT * FROM users', '127.0.0.1', NOW() - INTERVAL 2 MINUTE), (1, 'UNAUTHORIZED_DROP', 'pasien', 'DROP TABLE pasien', '127.0.0.1', NOW() - INTERVAL 1 MINUTE);"</w:t>
-      </w:r>
-    </w:p>
-    <w:p>
-      <w:r>
-        <w:t>mysql: [Warning] Using a password on the command line interface can be insecure.</w:t>
-      </w:r>
-    </w:p>
-    <w:p/>
-    <w:p>
-      <w:r>
-        <w:t>D:\STIS SEM 6\KSI\ksi-akhir\project-kelompok4&gt;docker exec db-master mysql -h 127.0.0.1 -P 3306 -u root -pRootPass123! -e "SELECT id, user_id, aksi, tabel_target, ip_address, waktu FROM klinik_db.audit_log ORDER BY id ASC;"</w:t>
-      </w:r>
-    </w:p>
-    <w:p>
-      <w:r>
-        <w:t>mysql: [Warning] Using a password on the command line interface can be insecure.</w:t>
-      </w:r>
-    </w:p>
-    <w:p>
-      <w:r>
-        <w:t>id      user_id aksi    tabel_target    ip_address      waktu</w:t>
-      </w:r>
-    </w:p>
-    <w:p>
-      <w:r>
-        <w:t>1       NULL    CONNECTION_REJECTED_NO_SSL      NULL    127.0.0.1       2026-09-22 12:50:38</w:t>
-      </w:r>
-    </w:p>
-    <w:p>
-      <w:r>
-        <w:t>2       NULL    SQL_INJECTION_ATTEMPT   pasien  127.0.0.1       2026-09-22 12:53:38</w:t>
-      </w:r>
-    </w:p>
-    <w:p>
-      <w:r>
-        <w:t>3       NULL    SQL_INJECTION_ATTEMPT   rekam_medis     127.0.0.1       2026-09-22 12:55:38</w:t>
-      </w:r>
-    </w:p>
-    <w:p>
-      <w:r>
-        <w:t>4       3       UNAUTHORIZED_INSERT     pasien  127.0.0.1       2026-09-22 12:58:38</w:t>
-      </w:r>
-    </w:p>
-    <w:p>
-      <w:r>
-        <w:t>5       3       UNAUTHORIZED_SELECT     rekam_medis     127.0.0.1       2026-09-22 13:00:38</w:t>
-      </w:r>
-    </w:p>
-    <w:p>
-      <w:r>
-        <w:t>6       3       UNAUTHORIZED_DROP       pasien  127.0.0.1       2026-09-22 13:01:38</w:t>
-      </w:r>
-    </w:p>
-    <w:p>
-      <w:r>
-        <w:t>7       1       UNAUTHORIZED_SELECT     users docker exec db-master mysql -h 127.0.0.1 -P 3306 -u root -pRootPass123! -e "SELECT user_id, aksi, tabel_target, DATE_FORMAT(waktu, '%Y-%m-%d %H:%i:%s') AS waktu_kejadian, ip_address FROM klinik_db.audit_log WHERE aksi IN ('SQL_INJECTION_ATTEMPT','CONNECTION_REJECTED_NO_SSL','UNAUTHORIZED_INSERT','UNAUTHORIZED_DROP','UNAUTHORIZED_SELECT') ORDER BY waktu ASC;"</w:t>
-      </w:r>
-    </w:p>
-    <w:p>
-      <w:r>
-        <w:t>mysql: [Warning] Using a password on the command line interface can be insecure.</w:t>
-      </w:r>
-    </w:p>
-    <w:p>
-      <w:r>
-        <w:t>user_id aksi    tabel_target    waktu_kejadian  ip_address</w:t>
-      </w:r>
-    </w:p>
-    <w:p>
-      <w:r>
-        <w:t>NULL    CONNECTION_REJECTED_NO_SSL      NULL    2026-09-22 12:50:38     127.0.0.1</w:t>
-      </w:r>
-    </w:p>
-    <w:p>
-      <w:r>
-        <w:t>NULL    SQL_INJECTION_ATTEMPT   pasien  2026-09-22 12:53:38     127.0.0.1</w:t>
-      </w:r>
-    </w:p>
-    <w:p>
-      <w:r>
-        <w:t>NULL    SQL_INJECTION_ATTEMPT   rekam_medis     2026-09-22 12:55:38     127.0.0.1</w:t>
-      </w:r>
-    </w:p>
-    <w:p>
-      <w:r>
-        <w:t>3       UNAUTHORIZED_INSERT     pasien  2026-09-22 12:58:38     127.0.0.1</w:t>
-      </w:r>
-    </w:p>
-    <w:p>
-      <w:r>
-        <w:lastRenderedPageBreak/>
-        <w:t>3       UNAUTHORIZED_SELECT     rekam_medis     2026-09-22 13:00:38     127.0.0.1</w:t>
-      </w:r>
-    </w:p>
-    <w:p>
-      <w:r>
-        <w:t>3       UNAUTHORIZED_DROP       pasien  2026-09-22 13:01:38     127.0.0.1</w:t>
-      </w:r>
-    </w:p>
-    <w:p>
-      <w:r>
-        <w:t>1       UNAUTHORIZED_SELECT     users   2026-09-22 13:03:38     127.0.0.1</w:t>
-      </w:r>
-    </w:p>
-    <w:p>
-      <w:r>
-        <w:t>1       UNAUTHORIZED_DROP       pasien  2026-09-22 13:04:38     127.0.0.1</w:t>
-      </w:r>
-    </w:p>
-    <w:p/>
-    <w:p>
-      <w:r>
-        <w:t>D:\STIS SEM 6\KSI\ksi-akhir\project-kelompok4&gt;docker exec db-master mysql -h 127.0.0.1 -P 3306 -u root -pRootPass123! -e "SELECT * FROM klinik_db.audit_log WHERE aksi = 'SQL_INJECTION_ATTEMPT' ORDER BY id DESC LIMIT 1\G"</w:t>
-      </w:r>
-    </w:p>
-    <w:p>
-      <w:r>
-        <w:t>mysql: [Warning] Using a password on the command line interface can be insecure.</w:t>
-      </w:r>
-    </w:p>
-    <w:p>
-      <w:r>
-        <w:t>*************************** 1. row ***************************</w:t>
-      </w:r>
-    </w:p>
-    <w:p>
-      <w:r>
-        <w:t xml:space="preserve">          id: 3</w:t>
-      </w:r>
-    </w:p>
-    <w:p>
-      <w:r>
-        <w:t xml:space="preserve">     user_id: NULL</w:t>
-      </w:r>
-    </w:p>
-    <w:p>
-      <w:r>
-        <w:t xml:space="preserve">        aksi: SQL_INJECTION_ATTEMPT</w:t>
-      </w:r>
-    </w:p>
-    <w:p>
-      <w:r>
-        <w:t>tabel_target: rekam_medis</w:t>
-      </w:r>
-    </w:p>
-    <w:p>
-      <w:r>
-        <w:t xml:space="preserve">  query_exec: SELECT id, pasien_id, diagnosa FROM rekam_medis WHERE pasien_id = 1 OR 1=1</w:t>
-      </w:r>
-    </w:p>
-    <w:p>
-      <w:r>
-        <w:t xml:space="preserve">  ip_address: 127.0.0.1</w:t>
-      </w:r>
-    </w:p>
-    <w:p>
-      <w:r>
-        <w:t xml:space="preserve">       waktu: 2026-09-22 12:55:38</w:t>
-      </w:r>
-    </w:p>
-    <w:p/>
-    <w:p>
-      <w:r>
-        <w:t>D:\STIS SEM 6\KSI\ksi-akhir\project-kelompok4&gt;docker exec db-master tail -n 25 /var/log/mysql/general.log</w:t>
-      </w:r>
-    </w:p>
-    <w:p>
-      <w:r>
-        <w:t>2026-09-22T13:03:58.907599Z        36 Query     select @@version_comment limit 1</w:t>
-      </w:r>
-    </w:p>
-    <w:p>
-      <w:r>
-        <w:t>2026-09-22T13:03:58.911725Z        36 Query     SHOW GRANTS FOR 'read_only'@'%'</w:t>
-      </w:r>
-    </w:p>
-    <w:p>
-      <w:r>
-        <w:t>2026-09-22T13:03:58.919090Z        36 Query     SHOW GRANTS FOR 'app_user'@'%'</w:t>
-      </w:r>
-    </w:p>
-    <w:p>
-      <w:r>
-        <w:t>2026-09-22T13:03:58.921671Z        36 Query     SHOW GRANTS FOR 'replicator'@'%'</w:t>
-      </w:r>
-    </w:p>
-    <w:p>
-      <w:r>
-        <w:t>2026-09-22T13:03:58.921999Z        36 Quit</w:t>
-      </w:r>
-    </w:p>
-    <w:p>
-      <w:r>
-        <w:t>2026-09-22T13:04:34.844384Z        37 Connect   root@127.0.0.1 on  using SSL/TLS</w:t>
-      </w:r>
-    </w:p>
-    <w:p>
-      <w:r>
-        <w:t>2026-09-22T13:04:34.846395Z        37 Query     select @@version_comment limit 1</w:t>
-      </w:r>
-    </w:p>
-    <w:p>
-      <w:r>
-        <w:t>2026-09-22T13:04:34.847589Z        37 Query     SELECT * FROM klinik_db.audit_log</w:t>
-      </w:r>
-    </w:p>
-    <w:p>
-      <w:r>
         <w:t>2026-09-22T13:04:34.883639Z        37 Quit</w:t>
       </w:r>
     </w:p>
@@ -5179,7 +5243,6 @@
     </w:p>
     <w:p>
       <w:r>
-        <w:lastRenderedPageBreak/>
         <w:t>2026-09-22T13:05:38.194709Z        38 Query     INSERT INTO klinik_db.audit_log (user_id, aksi, tabel_target, query_exec, ip_address, waktu) VALUES (NULL, 'CONNECTION_REJECTED_NO_SSL', NULL, 'SSL connection rejected: require_secure_transport=ON', '127.0.0.1', NOW() - INTERVAL 15 MINUTE), (NULL, 'SQL_INJECTION_ATTEMPT', 'pasien', 'SELECT id, nama FROM pasien WHERE nama = \'\' OR \'1\'=\'1\' -- \'', '127.0.0.1', NOW() - INTERVAL 12 MINUTE), (NULL, 'SQL_INJECTION_ATTEMPT', 'rekam_medis', 'SELECT id, pasien_id, diagnosa FROM rekam_medis WHERE pasien_id = 1 OR 1=1', '127.0.0.1', NOW() - INTERVAL 10 MINUTE), (3, 'UNAUTHORIZED_INSERT', 'pasien', 'INSERT INTO pasien (nama, tanggal_lahir) VALUES (\'Hacker\', \'2000-01-01\')', '127.0.0.1', NOW() - INTERVAL 7 MINUTE), (3, 'UNAUTHORIZED_SELECT', 'rekam_medis', 'SELECT * FROM rekam_medis', '127.0.0.1', NOW() - INTERVAL 5 MINUTE), (3, 'UNAUTHORIZED_DROP', 'pasien', 'DROP TABLE pasien', '127.0.0.1', NOW() - INTERVAL 4 MINUTE), (1, 'UNAUTHORIZED_SELECT', 'users', 'SELECT * FROM users', '127.0.0.1', NOW() - INTERVAL 2 MINUTE), (1, 'UNAUTHORIZED_DROP', 'pasien', 'DROP TABLE pasien', '127.0.0.1', NOW() - INTERVAL 1 MINUTE)</w:t>
       </w:r>
     </w:p>
@@ -6104,6 +6167,7 @@
   <w:style w:type="character" w:default="1" w:styleId="DefaultParagraphFont">
     <w:name w:val="Default Paragraph Font"/>
     <w:uiPriority w:val="1"/>
+    <w:semiHidden/>
     <w:unhideWhenUsed/>
   </w:style>
   <w:style w:type="table" w:default="1" w:styleId="TableNormal">
